--- a/docs/scope.docx
+++ b/docs/scope.docx
@@ -1,455 +1,674 @@
 
 <file path=word/document.xml><?xml version="1.0" encoding="utf-8"?>
-<w:document xmlns:w="http://schemas.openxmlformats.org/wordprocessingml/2006/main" xmlns:m="http://schemas.openxmlformats.org/officeDocument/2006/math" xmlns:r="http://schemas.openxmlformats.org/officeDocument/2006/relationships" xmlns:o="urn:schemas-microsoft-com:office:office" xmlns:v="urn:schemas-microsoft-com:vml" xmlns:w10="urn:schemas-microsoft-com:office:word" xmlns:a="http://schemas.openxmlformats.org/drawingml/2006/main" xmlns:pic="http://schemas.openxmlformats.org/drawingml/2006/picture" xmlns:wp="http://schemas.openxmlformats.org/drawingml/2006/wordprocessingDrawing">
+<w:document xmlns:wpc="http://schemas.microsoft.com/office/word/2010/wordprocessingCanvas" xmlns:cx="http://schemas.microsoft.com/office/drawing/2014/chartex" xmlns:cx1="http://schemas.microsoft.com/office/drawing/2015/9/8/chartex" xmlns:cx2="http://schemas.microsoft.com/office/drawing/2015/10/21/chartex" xmlns:cx3="http://schemas.microsoft.com/office/drawing/2016/5/9/chartex" xmlns:cx4="http://schemas.microsoft.com/office/drawing/2016/5/10/chartex" xmlns:cx5="http://schemas.microsoft.com/office/drawing/2016/5/11/chartex" xmlns:cx6="http://schemas.microsoft.com/office/drawing/2016/5/12/chartex" xmlns:cx7="http://schemas.microsoft.com/office/drawing/2016/5/13/chartex" xmlns:cx8="http://schemas.microsoft.com/office/drawing/2016/5/14/chartex" xmlns:mc="http://schemas.openxmlformats.org/markup-compatibility/2006" xmlns:aink="http://schemas.microsoft.com/office/drawing/2016/ink" xmlns:am3d="http://schemas.microsoft.com/office/drawing/2017/model3d" xmlns:o="urn:schemas-microsoft-com:office:office" xmlns:oel="http://schemas.microsoft.com/office/2019/extlst" xmlns:r="http://schemas.openxmlformats.org/officeDocument/2006/relationships" xmlns:m="http://schemas.openxmlformats.org/officeDocument/2006/math" xmlns:v="urn:schemas-microsoft-com:vml" xmlns:wp14="http://schemas.microsoft.com/office/word/2010/wordprocessingDrawing" xmlns:wp="http://schemas.openxmlformats.org/drawingml/2006/wordprocessingDrawing" xmlns:w10="urn:schemas-microsoft-com:office:word" xmlns:w="http://schemas.openxmlformats.org/wordprocessingml/2006/main" xmlns:w14="http://schemas.microsoft.com/office/word/2010/wordml" xmlns:w15="http://schemas.microsoft.com/office/word/2012/wordml" xmlns:w16cex="http://schemas.microsoft.com/office/word/2018/wordml/cex" xmlns:w16cid="http://schemas.microsoft.com/office/word/2016/wordml/cid" xmlns:w16="http://schemas.microsoft.com/office/word/2018/wordml" xmlns:w16sdtdh="http://schemas.microsoft.com/office/word/2020/wordml/sdtdatahash" xmlns:w16se="http://schemas.microsoft.com/office/word/2015/wordml/symex" xmlns:wpg="http://schemas.microsoft.com/office/word/2010/wordprocessingGroup" xmlns:wpi="http://schemas.microsoft.com/office/word/2010/wordprocessingInk" xmlns:wne="http://schemas.microsoft.com/office/word/2006/wordml" xmlns:wps="http://schemas.microsoft.com/office/word/2010/wordprocessingShape" mc:Ignorable="w14 w15 w16se w16cid w16 w16cex w16sdtdh wp14">
   <w:body>
-    <w:bookmarkStart w:id="24" w:name="project-scope-statement"/>
     <w:p>
       <w:pPr>
         <w:pStyle w:val="Heading1"/>
-      </w:pPr>
-      <w:r>
-        <w:t xml:space="preserve">Project Scope Statement</w:t>
-      </w:r>
-    </w:p>
-    <w:bookmarkStart w:id="20" w:name="Xa657502e64e17e2d3fbbbbaf939f2b07c8ed9e6"/>
+        <w:rPr>
+          <w:rFonts w:ascii="Times New Roman" w:hAnsi="Times New Roman" w:cs="Times New Roman"/>
+          <w:color w:val="auto"/>
+        </w:rPr>
+      </w:pPr>
+      <w:bookmarkStart w:id="0" w:name="project-scope-statement"/>
+      <w:r>
+        <w:rPr>
+          <w:rFonts w:ascii="Times New Roman" w:hAnsi="Times New Roman" w:cs="Times New Roman"/>
+          <w:color w:val="auto"/>
+        </w:rPr>
+        <w:t>Project Scope Statement</w:t>
+      </w:r>
+    </w:p>
     <w:p>
       <w:pPr>
         <w:pStyle w:val="Heading2"/>
-      </w:pPr>
-      <w:r>
-        <w:t xml:space="preserve">AI-Powered Student Support Chatbot — CSC302</w:t>
+        <w:rPr>
+          <w:rFonts w:ascii="Times New Roman" w:hAnsi="Times New Roman" w:cs="Times New Roman"/>
+          <w:color w:val="auto"/>
+        </w:rPr>
+      </w:pPr>
+      <w:bookmarkStart w:id="1" w:name="Xa657502e64e17e2d3fbbbbaf939f2b07c8ed9e6"/>
+      <w:r>
+        <w:rPr>
+          <w:rFonts w:ascii="Times New Roman" w:hAnsi="Times New Roman" w:cs="Times New Roman"/>
+          <w:color w:val="auto"/>
+        </w:rPr>
+        <w:t>AI-Powered Student Support Chatbot — CSC302</w:t>
       </w:r>
     </w:p>
     <w:p>
       <w:pPr>
         <w:pStyle w:val="FirstParagraph"/>
-      </w:pPr>
-      <w:r>
-        <w:rPr>
+        <w:rPr>
+          <w:rFonts w:ascii="Times New Roman" w:hAnsi="Times New Roman" w:cs="Times New Roman"/>
+        </w:rPr>
+      </w:pPr>
+      <w:r>
+        <w:rPr>
+          <w:rFonts w:ascii="Times New Roman" w:hAnsi="Times New Roman" w:cs="Times New Roman"/>
+          <w:b/>
           <w:bCs/>
+        </w:rPr>
+        <w:t>University (</w:t>
+      </w:r>
+      <w:r>
+        <w:rPr>
+          <w:rFonts w:ascii="Times New Roman" w:hAnsi="Times New Roman" w:cs="Times New Roman"/>
           <w:b/>
-        </w:rPr>
-        <w:t xml:space="preserve">University (fictitious):</w:t>
-      </w:r>
-      <w:r>
-        <w:t xml:space="preserve"> </w:t>
-      </w:r>
-      <w:r>
-        <w:t xml:space="preserve">South-East University</w:t>
-      </w:r>
-      <w:r>
+          <w:bCs/>
+        </w:rPr>
+        <w:t>fiction</w:t>
+      </w:r>
+      <w:r>
+        <w:rPr>
+          <w:rFonts w:ascii="Times New Roman" w:hAnsi="Times New Roman" w:cs="Times New Roman"/>
+          <w:b/>
+          <w:bCs/>
+        </w:rPr>
+        <w:t>al name</w:t>
+      </w:r>
+      <w:r>
+        <w:rPr>
+          <w:rFonts w:ascii="Times New Roman" w:hAnsi="Times New Roman" w:cs="Times New Roman"/>
+          <w:b/>
+          <w:bCs/>
+        </w:rPr>
+        <w:t>):</w:t>
+      </w:r>
+      <w:r>
+        <w:rPr>
+          <w:rFonts w:ascii="Times New Roman" w:hAnsi="Times New Roman" w:cs="Times New Roman"/>
+        </w:rPr>
+        <w:t xml:space="preserve"> South-East University</w:t>
+      </w:r>
+      <w:r>
+        <w:rPr>
+          <w:rFonts w:ascii="Times New Roman" w:hAnsi="Times New Roman" w:cs="Times New Roman"/>
+        </w:rPr>
         <w:br/>
       </w:r>
       <w:r>
         <w:rPr>
+          <w:rFonts w:ascii="Times New Roman" w:hAnsi="Times New Roman" w:cs="Times New Roman"/>
+          <w:b/>
           <w:bCs/>
+        </w:rPr>
+        <w:t>Module:</w:t>
+      </w:r>
+      <w:r>
+        <w:rPr>
+          <w:rFonts w:ascii="Times New Roman" w:hAnsi="Times New Roman" w:cs="Times New Roman"/>
+        </w:rPr>
+        <w:t xml:space="preserve"> CSC302: Artificial Intelligence &amp; Applications</w:t>
+      </w:r>
+      <w:r>
+        <w:rPr>
+          <w:rFonts w:ascii="Times New Roman" w:hAnsi="Times New Roman" w:cs="Times New Roman"/>
+        </w:rPr>
+        <w:br/>
+      </w:r>
+      <w:r>
+        <w:rPr>
+          <w:rFonts w:ascii="Times New Roman" w:hAnsi="Times New Roman" w:cs="Times New Roman"/>
           <w:b/>
-        </w:rPr>
-        <w:t xml:space="preserve">Module:</w:t>
-      </w:r>
-      <w:r>
-        <w:t xml:space="preserve"> </w:t>
-      </w:r>
-      <w:r>
-        <w:t xml:space="preserve">CSC302: Artificial Intelligence &amp; Applications</w:t>
-      </w:r>
-      <w:r>
+          <w:bCs/>
+        </w:rPr>
+        <w:t>Level:</w:t>
+      </w:r>
+      <w:r>
+        <w:rPr>
+          <w:rFonts w:ascii="Times New Roman" w:hAnsi="Times New Roman" w:cs="Times New Roman"/>
+        </w:rPr>
+        <w:t xml:space="preserve"> Year 3 Undergraduate (Level 6)</w:t>
+      </w:r>
+      <w:r>
+        <w:rPr>
+          <w:rFonts w:ascii="Times New Roman" w:hAnsi="Times New Roman" w:cs="Times New Roman"/>
+        </w:rPr>
         <w:br/>
       </w:r>
       <w:r>
         <w:rPr>
+          <w:rFonts w:ascii="Times New Roman" w:hAnsi="Times New Roman" w:cs="Times New Roman"/>
+          <w:b/>
           <w:bCs/>
-          <w:b/>
-        </w:rPr>
-        <w:t xml:space="preserve">Level:</w:t>
-      </w:r>
-      <w:r>
-        <w:t xml:space="preserve"> </w:t>
-      </w:r>
-      <w:r>
-        <w:t xml:space="preserve">Year 3 Undergraduate (Level 6)</w:t>
-      </w:r>
-      <w:r>
-        <w:br/>
-      </w:r>
-      <w:r>
-        <w:rPr>
-          <w:bCs/>
-          <w:b/>
-        </w:rPr>
-        <w:t xml:space="preserve">Module Coordinator:</w:t>
-      </w:r>
-      <w:r>
-        <w:t xml:space="preserve"> </w:t>
-      </w:r>
-      <w:r>
-        <w:t xml:space="preserve">Dr Amaka Obi</w:t>
-      </w:r>
-    </w:p>
-    <w:p>
-      <w:r>
-        <w:pict>
-          <v:rect style="width:0;height:1.5pt" o:hralign="center" o:hrstd="t" o:hr="t"/>
-        </w:pict>
-      </w:r>
-    </w:p>
-    <w:bookmarkEnd w:id="20"/>
-    <w:bookmarkStart w:id="21" w:name="what-the-chatbot-will-answer"/>
+        </w:rPr>
+        <w:t>Module Coordinator:</w:t>
+      </w:r>
+      <w:r>
+        <w:rPr>
+          <w:rFonts w:ascii="Times New Roman" w:hAnsi="Times New Roman" w:cs="Times New Roman"/>
+        </w:rPr>
+        <w:t xml:space="preserve"> Dr Amaka Obi</w:t>
+      </w:r>
+    </w:p>
     <w:p>
       <w:pPr>
         <w:pStyle w:val="Heading2"/>
-      </w:pPr>
-      <w:r>
-        <w:t xml:space="preserve">What the Chatbot WILL Answer</w:t>
+        <w:rPr>
+          <w:rFonts w:ascii="Times New Roman" w:hAnsi="Times New Roman" w:cs="Times New Roman"/>
+          <w:color w:val="auto"/>
+        </w:rPr>
+      </w:pPr>
+      <w:bookmarkStart w:id="2" w:name="what-the-chatbot-will-answer"/>
+      <w:bookmarkEnd w:id="1"/>
+      <w:r>
+        <w:rPr>
+          <w:rFonts w:ascii="Times New Roman" w:hAnsi="Times New Roman" w:cs="Times New Roman"/>
+          <w:color w:val="auto"/>
+        </w:rPr>
+        <w:t>What the Chatbot WILL Answer</w:t>
       </w:r>
     </w:p>
     <w:p>
       <w:pPr>
         <w:pStyle w:val="FirstParagraph"/>
-      </w:pPr>
-      <w:r>
-        <w:t xml:space="preserve">The chatbot is designed to answer student questions about the following topics, grounded strictly in the official CSC302 module documents listed in the Knowledge Base:</w:t>
-      </w:r>
-    </w:p>
-    <w:p>
-      <w:pPr>
+        <w:rPr>
+          <w:rFonts w:ascii="Times New Roman" w:hAnsi="Times New Roman" w:cs="Times New Roman"/>
+        </w:rPr>
+      </w:pPr>
+      <w:r>
+        <w:rPr>
+          <w:rFonts w:ascii="Times New Roman" w:hAnsi="Times New Roman" w:cs="Times New Roman"/>
+        </w:rPr>
+        <w:t>The chatbot is designed to answer student questions about the following topics, grounded strictly in the official CSC302 module documents listed in the Knowledge Base:</w:t>
+      </w:r>
+    </w:p>
+    <w:p>
+      <w:pPr>
+        <w:pStyle w:val="Compact"/>
         <w:numPr>
           <w:ilvl w:val="0"/>
-          <w:numId w:val="1001"/>
+          <w:numId w:val="2"/>
         </w:numPr>
+        <w:rPr>
+          <w:rFonts w:ascii="Times New Roman" w:hAnsi="Times New Roman" w:cs="Times New Roman"/>
+        </w:rPr>
+      </w:pPr>
+      <w:r>
+        <w:rPr>
+          <w:rFonts w:ascii="Times New Roman" w:hAnsi="Times New Roman" w:cs="Times New Roman"/>
+        </w:rPr>
+        <w:t>Assessment deadlines (CW01, CW02, EX01)</w:t>
+      </w:r>
+    </w:p>
+    <w:p>
+      <w:pPr>
         <w:pStyle w:val="Compact"/>
-      </w:pPr>
-      <w:r>
-        <w:t xml:space="preserve">Assessment deadlines (CW01, CW02, EX01)</w:t>
-      </w:r>
-    </w:p>
-    <w:p>
-      <w:pPr>
         <w:numPr>
           <w:ilvl w:val="0"/>
-          <w:numId w:val="1001"/>
+          <w:numId w:val="2"/>
         </w:numPr>
+        <w:rPr>
+          <w:rFonts w:ascii="Times New Roman" w:hAnsi="Times New Roman" w:cs="Times New Roman"/>
+        </w:rPr>
+      </w:pPr>
+      <w:r>
+        <w:rPr>
+          <w:rFonts w:ascii="Times New Roman" w:hAnsi="Times New Roman" w:cs="Times New Roman"/>
+        </w:rPr>
+        <w:t>Word limits and submission formats</w:t>
+      </w:r>
+    </w:p>
+    <w:p>
+      <w:pPr>
         <w:pStyle w:val="Compact"/>
-      </w:pPr>
-      <w:r>
-        <w:t xml:space="preserve">Word limits and submission formats</w:t>
-      </w:r>
-    </w:p>
-    <w:p>
-      <w:pPr>
         <w:numPr>
           <w:ilvl w:val="0"/>
-          <w:numId w:val="1001"/>
+          <w:numId w:val="2"/>
         </w:numPr>
+        <w:rPr>
+          <w:rFonts w:ascii="Times New Roman" w:hAnsi="Times New Roman" w:cs="Times New Roman"/>
+        </w:rPr>
+      </w:pPr>
+      <w:r>
+        <w:rPr>
+          <w:rFonts w:ascii="Times New Roman" w:hAnsi="Times New Roman" w:cs="Times New Roman"/>
+        </w:rPr>
+        <w:t>Submission procedures and file naming conventions</w:t>
+      </w:r>
+    </w:p>
+    <w:p>
+      <w:pPr>
         <w:pStyle w:val="Compact"/>
-      </w:pPr>
-      <w:r>
-        <w:t xml:space="preserve">Submission procedures and file naming conventions</w:t>
-      </w:r>
-    </w:p>
-    <w:p>
-      <w:pPr>
         <w:numPr>
           <w:ilvl w:val="0"/>
-          <w:numId w:val="1001"/>
+          <w:numId w:val="2"/>
         </w:numPr>
+        <w:rPr>
+          <w:rFonts w:ascii="Times New Roman" w:hAnsi="Times New Roman" w:cs="Times New Roman"/>
+        </w:rPr>
+      </w:pPr>
+      <w:r>
+        <w:rPr>
+          <w:rFonts w:ascii="Times New Roman" w:hAnsi="Times New Roman" w:cs="Times New Roman"/>
+        </w:rPr>
+        <w:t>Late submission penalties</w:t>
+      </w:r>
+    </w:p>
+    <w:p>
+      <w:pPr>
         <w:pStyle w:val="Compact"/>
-      </w:pPr>
-      <w:r>
-        <w:t xml:space="preserve">Late submission penalties</w:t>
-      </w:r>
-    </w:p>
-    <w:p>
-      <w:pPr>
         <w:numPr>
           <w:ilvl w:val="0"/>
-          <w:numId w:val="1001"/>
+          <w:numId w:val="2"/>
         </w:numPr>
+        <w:rPr>
+          <w:rFonts w:ascii="Times New Roman" w:hAnsi="Times New Roman" w:cs="Times New Roman"/>
+        </w:rPr>
+      </w:pPr>
+      <w:r>
+        <w:rPr>
+          <w:rFonts w:ascii="Times New Roman" w:hAnsi="Times New Roman" w:cs="Times New Roman"/>
+        </w:rPr>
+        <w:t>Extension request process and eligibility</w:t>
+      </w:r>
+    </w:p>
+    <w:p>
+      <w:pPr>
         <w:pStyle w:val="Compact"/>
-      </w:pPr>
-      <w:r>
-        <w:t xml:space="preserve">Extension request process and eligibility</w:t>
-      </w:r>
-    </w:p>
-    <w:p>
-      <w:pPr>
         <w:numPr>
           <w:ilvl w:val="0"/>
-          <w:numId w:val="1001"/>
+          <w:numId w:val="2"/>
         </w:numPr>
+        <w:rPr>
+          <w:rFonts w:ascii="Times New Roman" w:hAnsi="Times New Roman" w:cs="Times New Roman"/>
+        </w:rPr>
+      </w:pPr>
+      <w:r>
+        <w:rPr>
+          <w:rFonts w:ascii="Times New Roman" w:hAnsi="Times New Roman" w:cs="Times New Roman"/>
+        </w:rPr>
+        <w:t>Marking criteria and rubric details</w:t>
+      </w:r>
+    </w:p>
+    <w:p>
+      <w:pPr>
         <w:pStyle w:val="Compact"/>
-      </w:pPr>
-      <w:r>
-        <w:t xml:space="preserve">Marking criteria and rubric details</w:t>
-      </w:r>
-    </w:p>
-    <w:p>
-      <w:pPr>
         <w:numPr>
           <w:ilvl w:val="0"/>
-          <w:numId w:val="1001"/>
+          <w:numId w:val="2"/>
         </w:numPr>
+        <w:rPr>
+          <w:rFonts w:ascii="Times New Roman" w:hAnsi="Times New Roman" w:cs="Times New Roman"/>
+        </w:rPr>
+      </w:pPr>
+      <w:r>
+        <w:rPr>
+          <w:rFonts w:ascii="Times New Roman" w:hAnsi="Times New Roman" w:cs="Times New Roman"/>
+        </w:rPr>
+        <w:t>Module content overview and weekly schedule</w:t>
+      </w:r>
+    </w:p>
+    <w:p>
+      <w:pPr>
         <w:pStyle w:val="Compact"/>
-      </w:pPr>
-      <w:r>
-        <w:t xml:space="preserve">Module content overview and weekly schedule</w:t>
-      </w:r>
-    </w:p>
-    <w:p>
-      <w:pPr>
         <w:numPr>
           <w:ilvl w:val="0"/>
-          <w:numId w:val="1001"/>
+          <w:numId w:val="2"/>
         </w:numPr>
+        <w:rPr>
+          <w:rFonts w:ascii="Times New Roman" w:hAnsi="Times New Roman" w:cs="Times New Roman"/>
+        </w:rPr>
+      </w:pPr>
+      <w:r>
+        <w:rPr>
+          <w:rFonts w:ascii="Times New Roman" w:hAnsi="Times New Roman" w:cs="Times New Roman"/>
+        </w:rPr>
+        <w:t>Contact details and office hours</w:t>
+      </w:r>
+    </w:p>
+    <w:p>
+      <w:pPr>
         <w:pStyle w:val="Compact"/>
-      </w:pPr>
-      <w:r>
-        <w:t xml:space="preserve">Contact details and office hours</w:t>
-      </w:r>
-    </w:p>
-    <w:p>
-      <w:pPr>
         <w:numPr>
           <w:ilvl w:val="0"/>
-          <w:numId w:val="1001"/>
+          <w:numId w:val="2"/>
         </w:numPr>
+        <w:rPr>
+          <w:rFonts w:ascii="Times New Roman" w:hAnsi="Times New Roman" w:cs="Times New Roman"/>
+        </w:rPr>
+      </w:pPr>
+      <w:r>
+        <w:rPr>
+          <w:rFonts w:ascii="Times New Roman" w:hAnsi="Times New Roman" w:cs="Times New Roman"/>
+        </w:rPr>
+        <w:t>Examination format and coverage</w:t>
+      </w:r>
+    </w:p>
+    <w:p>
+      <w:pPr>
         <w:pStyle w:val="Compact"/>
-      </w:pPr>
-      <w:r>
-        <w:t xml:space="preserve">Examination format and coverage</w:t>
-      </w:r>
-    </w:p>
-    <w:p>
-      <w:pPr>
         <w:numPr>
           <w:ilvl w:val="0"/>
-          <w:numId w:val="1001"/>
+          <w:numId w:val="2"/>
         </w:numPr>
+        <w:rPr>
+          <w:rFonts w:ascii="Times New Roman" w:hAnsi="Times New Roman" w:cs="Times New Roman"/>
+        </w:rPr>
+      </w:pPr>
+      <w:r>
+        <w:rPr>
+          <w:rFonts w:ascii="Times New Roman" w:hAnsi="Times New Roman" w:cs="Times New Roman"/>
+        </w:rPr>
+        <w:t>Group project rules (CW02 group registration, contribution statements)</w:t>
+      </w:r>
+    </w:p>
+    <w:p>
+      <w:pPr>
         <w:pStyle w:val="Compact"/>
-      </w:pPr>
-      <w:r>
-        <w:t xml:space="preserve">Group project rules (CW02 group registration, contribution statements)</w:t>
-      </w:r>
-    </w:p>
-    <w:p>
-      <w:pPr>
         <w:numPr>
           <w:ilvl w:val="0"/>
-          <w:numId w:val="1001"/>
+          <w:numId w:val="2"/>
         </w:numPr>
+        <w:rPr>
+          <w:rFonts w:ascii="Times New Roman" w:hAnsi="Times New Roman" w:cs="Times New Roman"/>
+        </w:rPr>
+      </w:pPr>
+      <w:r>
+        <w:rPr>
+          <w:rFonts w:ascii="Times New Roman" w:hAnsi="Times New Roman" w:cs="Times New Roman"/>
+        </w:rPr>
+        <w:t>Academic integrity rules</w:t>
+      </w:r>
+    </w:p>
+    <w:p>
+      <w:pPr>
+        <w:pStyle w:val="Heading2"/>
+        <w:rPr>
+          <w:rFonts w:ascii="Times New Roman" w:hAnsi="Times New Roman" w:cs="Times New Roman"/>
+          <w:color w:val="auto"/>
+        </w:rPr>
+      </w:pPr>
+      <w:bookmarkStart w:id="3" w:name="what-the-chatbot-will-not-answer"/>
+      <w:bookmarkEnd w:id="2"/>
+      <w:r>
+        <w:rPr>
+          <w:rFonts w:ascii="Times New Roman" w:hAnsi="Times New Roman" w:cs="Times New Roman"/>
+          <w:color w:val="auto"/>
+        </w:rPr>
+        <w:t>What the Chatbot WILL NOT Answer</w:t>
+      </w:r>
+    </w:p>
+    <w:p>
+      <w:pPr>
+        <w:pStyle w:val="FirstParagraph"/>
+        <w:rPr>
+          <w:rFonts w:ascii="Times New Roman" w:hAnsi="Times New Roman" w:cs="Times New Roman"/>
+        </w:rPr>
+      </w:pPr>
+      <w:r>
+        <w:rPr>
+          <w:rFonts w:ascii="Times New Roman" w:hAnsi="Times New Roman" w:cs="Times New Roman"/>
+        </w:rPr>
+        <w:t>The chatbot cannot and will not:</w:t>
+      </w:r>
+    </w:p>
+    <w:p>
+      <w:pPr>
         <w:pStyle w:val="Compact"/>
-      </w:pPr>
-      <w:r>
-        <w:t xml:space="preserve">Academic integrity rules</w:t>
-      </w:r>
-    </w:p>
-    <w:p>
-      <w:r>
-        <w:pict>
-          <v:rect style="width:0;height:1.5pt" o:hralign="center" o:hrstd="t" o:hr="t"/>
-        </w:pict>
-      </w:r>
-    </w:p>
-    <w:bookmarkEnd w:id="21"/>
-    <w:bookmarkStart w:id="22" w:name="what-the-chatbot-will-not-answer"/>
-    <w:p>
-      <w:pPr>
-        <w:pStyle w:val="Heading2"/>
-      </w:pPr>
-      <w:r>
-        <w:t xml:space="preserve">What the Chatbot WILL NOT Answer</w:t>
-      </w:r>
-    </w:p>
-    <w:p>
-      <w:pPr>
-        <w:pStyle w:val="FirstParagraph"/>
-      </w:pPr>
-      <w:r>
-        <w:t xml:space="preserve">The chatbot cannot and will not:</w:t>
-      </w:r>
-    </w:p>
-    <w:p>
-      <w:pPr>
         <w:numPr>
           <w:ilvl w:val="0"/>
-          <w:numId w:val="1002"/>
+          <w:numId w:val="3"/>
         </w:numPr>
+        <w:rPr>
+          <w:rFonts w:ascii="Times New Roman" w:hAnsi="Times New Roman" w:cs="Times New Roman"/>
+        </w:rPr>
+      </w:pPr>
+      <w:r>
+        <w:rPr>
+          <w:rFonts w:ascii="Times New Roman" w:hAnsi="Times New Roman" w:cs="Times New Roman"/>
+        </w:rPr>
+        <w:t>Access or reveal individual student marks, grades, or attendance records</w:t>
+      </w:r>
+    </w:p>
+    <w:p>
+      <w:pPr>
         <w:pStyle w:val="Compact"/>
-      </w:pPr>
-      <w:r>
-        <w:t xml:space="preserve">Access or reveal individual student marks, grades, or attendance records</w:t>
-      </w:r>
-    </w:p>
-    <w:p>
-      <w:pPr>
         <w:numPr>
           <w:ilvl w:val="0"/>
-          <w:numId w:val="1002"/>
+          <w:numId w:val="3"/>
         </w:numPr>
+        <w:rPr>
+          <w:rFonts w:ascii="Times New Roman" w:hAnsi="Times New Roman" w:cs="Times New Roman"/>
+        </w:rPr>
+      </w:pPr>
+      <w:r>
+        <w:rPr>
+          <w:rFonts w:ascii="Times New Roman" w:hAnsi="Times New Roman" w:cs="Times New Roman"/>
+        </w:rPr>
+        <w:t>Make binding decisions on extension eligibility (direct students to Student Office)</w:t>
+      </w:r>
+    </w:p>
+    <w:p>
+      <w:pPr>
         <w:pStyle w:val="Compact"/>
-      </w:pPr>
-      <w:r>
-        <w:t xml:space="preserve">Make binding decisions on extension eligibility (direct students to Student Office)</w:t>
-      </w:r>
-    </w:p>
-    <w:p>
-      <w:pPr>
         <w:numPr>
           <w:ilvl w:val="0"/>
-          <w:numId w:val="1002"/>
+          <w:numId w:val="3"/>
         </w:numPr>
+        <w:rPr>
+          <w:rFonts w:ascii="Times New Roman" w:hAnsi="Times New Roman" w:cs="Times New Roman"/>
+        </w:rPr>
+      </w:pPr>
+      <w:r>
+        <w:rPr>
+          <w:rFonts w:ascii="Times New Roman" w:hAnsi="Times New Roman" w:cs="Times New Roman"/>
+        </w:rPr>
+        <w:t>Provide legal, medical, or personal counselling advice</w:t>
+      </w:r>
+    </w:p>
+    <w:p>
+      <w:pPr>
         <w:pStyle w:val="Compact"/>
-      </w:pPr>
-      <w:r>
-        <w:t xml:space="preserve">Provide legal, medical, or personal counselling advice</w:t>
-      </w:r>
-    </w:p>
-    <w:p>
-      <w:pPr>
         <w:numPr>
           <w:ilvl w:val="0"/>
-          <w:numId w:val="1002"/>
+          <w:numId w:val="3"/>
         </w:numPr>
+        <w:rPr>
+          <w:rFonts w:ascii="Times New Roman" w:hAnsi="Times New Roman" w:cs="Times New Roman"/>
+        </w:rPr>
+      </w:pPr>
+      <w:r>
+        <w:rPr>
+          <w:rFonts w:ascii="Times New Roman" w:hAnsi="Times New Roman" w:cs="Times New Roman"/>
+        </w:rPr>
+        <w:t>Speculate about upcoming exam questions</w:t>
+      </w:r>
+    </w:p>
+    <w:p>
+      <w:pPr>
         <w:pStyle w:val="Compact"/>
-      </w:pPr>
-      <w:r>
-        <w:t xml:space="preserve">Speculate about upcoming exam questions</w:t>
-      </w:r>
-    </w:p>
-    <w:p>
-      <w:pPr>
         <w:numPr>
           <w:ilvl w:val="0"/>
-          <w:numId w:val="1002"/>
+          <w:numId w:val="3"/>
         </w:numPr>
+        <w:rPr>
+          <w:rFonts w:ascii="Times New Roman" w:hAnsi="Times New Roman" w:cs="Times New Roman"/>
+        </w:rPr>
+      </w:pPr>
+      <w:r>
+        <w:rPr>
+          <w:rFonts w:ascii="Times New Roman" w:hAnsi="Times New Roman" w:cs="Times New Roman"/>
+        </w:rPr>
+        <w:t>Answer questions outside the scope of the CSC302 KB documents</w:t>
+      </w:r>
+    </w:p>
+    <w:p>
+      <w:pPr>
         <w:pStyle w:val="Compact"/>
-      </w:pPr>
-      <w:r>
-        <w:t xml:space="preserve">Answer questions outside the scope of the CSC302 KB documents</w:t>
-      </w:r>
-    </w:p>
-    <w:p>
-      <w:pPr>
         <w:numPr>
           <w:ilvl w:val="0"/>
-          <w:numId w:val="1002"/>
+          <w:numId w:val="3"/>
         </w:numPr>
-        <w:pStyle w:val="Compact"/>
-      </w:pPr>
-      <w:r>
-        <w:t xml:space="preserve">Confirm individual exam timetable slots (direct students to official timetable)</w:t>
-      </w:r>
-    </w:p>
-    <w:p>
-      <w:r>
-        <w:pict>
-          <v:rect style="width:0;height:1.5pt" o:hralign="center" o:hrstd="t" o:hr="t"/>
-        </w:pict>
-      </w:r>
-    </w:p>
-    <w:bookmarkEnd w:id="22"/>
-    <w:bookmarkStart w:id="23" w:name="knowledge-base-scope"/>
+        <w:rPr>
+          <w:rFonts w:ascii="Times New Roman" w:hAnsi="Times New Roman" w:cs="Times New Roman"/>
+        </w:rPr>
+      </w:pPr>
+      <w:r>
+        <w:rPr>
+          <w:rFonts w:ascii="Times New Roman" w:hAnsi="Times New Roman" w:cs="Times New Roman"/>
+        </w:rPr>
+        <w:t>Confirm individual exam timetable slots (direct students to official timetable)</w:t>
+      </w:r>
+    </w:p>
     <w:p>
       <w:pPr>
         <w:pStyle w:val="Heading2"/>
-      </w:pPr>
-      <w:r>
-        <w:t xml:space="preserve">Knowledge Base Scope</w:t>
+        <w:rPr>
+          <w:rFonts w:ascii="Times New Roman" w:hAnsi="Times New Roman" w:cs="Times New Roman"/>
+          <w:color w:val="auto"/>
+        </w:rPr>
+      </w:pPr>
+      <w:bookmarkStart w:id="4" w:name="knowledge-base-scope"/>
+      <w:bookmarkEnd w:id="3"/>
+      <w:r>
+        <w:rPr>
+          <w:rFonts w:ascii="Times New Roman" w:hAnsi="Times New Roman" w:cs="Times New Roman"/>
+          <w:color w:val="auto"/>
+        </w:rPr>
+        <w:t>Knowledge Base Scope</w:t>
       </w:r>
     </w:p>
     <w:p>
       <w:pPr>
         <w:pStyle w:val="FirstParagraph"/>
-      </w:pPr>
-      <w:r>
-        <w:rPr>
+        <w:rPr>
+          <w:rFonts w:ascii="Times New Roman" w:hAnsi="Times New Roman" w:cs="Times New Roman"/>
+        </w:rPr>
+      </w:pPr>
+      <w:r>
+        <w:rPr>
+          <w:rFonts w:ascii="Times New Roman" w:hAnsi="Times New Roman" w:cs="Times New Roman"/>
+          <w:b/>
           <w:bCs/>
+        </w:rPr>
+        <w:t>Module:</w:t>
+      </w:r>
+      <w:r>
+        <w:rPr>
+          <w:rFonts w:ascii="Times New Roman" w:hAnsi="Times New Roman" w:cs="Times New Roman"/>
+        </w:rPr>
+        <w:t xml:space="preserve"> CSC302 only</w:t>
+      </w:r>
+      <w:r>
+        <w:rPr>
+          <w:rFonts w:ascii="Times New Roman" w:hAnsi="Times New Roman" w:cs="Times New Roman"/>
+        </w:rPr>
+        <w:br/>
+      </w:r>
+      <w:r>
+        <w:rPr>
+          <w:rFonts w:ascii="Times New Roman" w:hAnsi="Times New Roman" w:cs="Times New Roman"/>
           <w:b/>
-        </w:rPr>
-        <w:t xml:space="preserve">Module:</w:t>
-      </w:r>
-      <w:r>
-        <w:t xml:space="preserve"> </w:t>
-      </w:r>
-      <w:r>
-        <w:t xml:space="preserve">CSC302 only</w:t>
-      </w:r>
-      <w:r>
+          <w:bCs/>
+        </w:rPr>
+        <w:t>Documents:</w:t>
+      </w:r>
+      <w:r>
+        <w:rPr>
+          <w:rFonts w:ascii="Times New Roman" w:hAnsi="Times New Roman" w:cs="Times New Roman"/>
+        </w:rPr>
+        <w:t xml:space="preserve"> 8 core documents (see document_register.csv)</w:t>
+      </w:r>
+      <w:r>
+        <w:rPr>
+          <w:rFonts w:ascii="Times New Roman" w:hAnsi="Times New Roman" w:cs="Times New Roman"/>
+        </w:rPr>
         <w:br/>
       </w:r>
       <w:r>
         <w:rPr>
+          <w:rFonts w:ascii="Times New Roman" w:hAnsi="Times New Roman" w:cs="Times New Roman"/>
+          <w:b/>
           <w:bCs/>
-          <w:b/>
-        </w:rPr>
-        <w:t xml:space="preserve">Documents:</w:t>
-      </w:r>
-      <w:r>
-        <w:t xml:space="preserve"> </w:t>
-      </w:r>
-      <w:r>
-        <w:t xml:space="preserve">8 core documents (see document_register.csv)</w:t>
-      </w:r>
-      <w:r>
-        <w:br/>
-      </w:r>
-      <w:r>
-        <w:rPr>
-          <w:bCs/>
-          <w:b/>
-        </w:rPr>
-        <w:t xml:space="preserve">Fictional institution:</w:t>
-      </w:r>
-      <w:r>
-        <w:t xml:space="preserve"> </w:t>
-      </w:r>
-      <w:r>
-        <w:t xml:space="preserve">South-East University (no real institutional data used)</w:t>
-      </w:r>
-    </w:p>
-    <w:p>
-      <w:r>
-        <w:pict>
-          <v:rect style="width:0;height:1.5pt" o:hralign="center" o:hrstd="t" o:hr="t"/>
-        </w:pict>
-      </w:r>
-    </w:p>
-    <w:p>
-      <w:pPr>
-        <w:pStyle w:val="FirstParagraph"/>
-      </w:pPr>
-      <w:r>
-        <w:rPr>
-          <w:iCs/>
-          <w:i/>
-        </w:rPr>
-        <w:t xml:space="preserve">Scope v1.0 | Created for dissertation project: Design and Evaluation of an AI-Powered Student Support Chatbot</w:t>
-      </w:r>
-    </w:p>
-    <w:bookmarkEnd w:id="23"/>
-    <w:bookmarkEnd w:id="24"/>
-    <w:sectPr/>
+        </w:rPr>
+        <w:t>Fictional institution:</w:t>
+      </w:r>
+      <w:r>
+        <w:rPr>
+          <w:rFonts w:ascii="Times New Roman" w:hAnsi="Times New Roman" w:cs="Times New Roman"/>
+        </w:rPr>
+        <w:t xml:space="preserve"> South-East University (no real institutional data used)</w:t>
+      </w:r>
+      <w:bookmarkEnd w:id="0"/>
+      <w:bookmarkEnd w:id="4"/>
+    </w:p>
+    <w:sectPr>
+      <w:footerReference w:type="default" r:id="rId7"/>
+      <w:pgSz w:w="11906" w:h="16838" w:code="9"/>
+      <w:pgMar w:top="1440" w:right="1440" w:bottom="1440" w:left="1440" w:header="720" w:footer="720" w:gutter="0"/>
+      <w:cols w:space="720"/>
+      <w:docGrid w:linePitch="326"/>
+    </w:sectPr>
   </w:body>
 </w:document>
 </file>
 
-<file path=word/comments.xml><?xml version="1.0" encoding="utf-8"?>
-<w:comments xmlns:w="http://schemas.openxmlformats.org/wordprocessingml/2006/main" xmlns:m="http://schemas.openxmlformats.org/officeDocument/2006/math" xmlns:r="http://schemas.openxmlformats.org/officeDocument/2006/relationships" xmlns:o="urn:schemas-microsoft-com:office:office" xmlns:v="urn:schemas-microsoft-com:vml" xmlns:w10="urn:schemas-microsoft-com:office:word" xmlns:a="http://schemas.openxmlformats.org/drawingml/2006/main" xmlns:pic="http://schemas.openxmlformats.org/drawingml/2006/picture" xmlns:wp="http://schemas.openxmlformats.org/drawingml/2006/wordprocessingDrawing"/>
+<file path=word/endnotes.xml><?xml version="1.0" encoding="utf-8"?>
+<w:endnotes xmlns:wpc="http://schemas.microsoft.com/office/word/2010/wordprocessingCanvas" xmlns:cx="http://schemas.microsoft.com/office/drawing/2014/chartex" xmlns:cx1="http://schemas.microsoft.com/office/drawing/2015/9/8/chartex" xmlns:cx2="http://schemas.microsoft.com/office/drawing/2015/10/21/chartex" xmlns:cx3="http://schemas.microsoft.com/office/drawing/2016/5/9/chartex" xmlns:cx4="http://schemas.microsoft.com/office/drawing/2016/5/10/chartex" xmlns:cx5="http://schemas.microsoft.com/office/drawing/2016/5/11/chartex" xmlns:cx6="http://schemas.microsoft.com/office/drawing/2016/5/12/chartex" xmlns:cx7="http://schemas.microsoft.com/office/drawing/2016/5/13/chartex" xmlns:cx8="http://schemas.microsoft.com/office/drawing/2016/5/14/chartex" xmlns:mc="http://schemas.openxmlformats.org/markup-compatibility/2006" xmlns:aink="http://schemas.microsoft.com/office/drawing/2016/ink" xmlns:am3d="http://schemas.microsoft.com/office/drawing/2017/model3d" xmlns:o="urn:schemas-microsoft-com:office:office" xmlns:oel="http://schemas.microsoft.com/office/2019/extlst" xmlns:r="http://schemas.openxmlformats.org/officeDocument/2006/relationships" xmlns:m="http://schemas.openxmlformats.org/officeDocument/2006/math" xmlns:v="urn:schemas-microsoft-com:vml" xmlns:wp14="http://schemas.microsoft.com/office/word/2010/wordprocessingDrawing" xmlns:wp="http://schemas.openxmlformats.org/drawingml/2006/wordprocessingDrawing" xmlns:w10="urn:schemas-microsoft-com:office:word" xmlns:w="http://schemas.openxmlformats.org/wordprocessingml/2006/main" xmlns:w14="http://schemas.microsoft.com/office/word/2010/wordml" xmlns:w15="http://schemas.microsoft.com/office/word/2012/wordml" xmlns:w16cex="http://schemas.microsoft.com/office/word/2018/wordml/cex" xmlns:w16cid="http://schemas.microsoft.com/office/word/2016/wordml/cid" xmlns:w16="http://schemas.microsoft.com/office/word/2018/wordml" xmlns:w16sdtdh="http://schemas.microsoft.com/office/word/2020/wordml/sdtdatahash" xmlns:w16se="http://schemas.microsoft.com/office/word/2015/wordml/symex" xmlns:wpg="http://schemas.microsoft.com/office/word/2010/wordprocessingGroup" xmlns:wpi="http://schemas.microsoft.com/office/word/2010/wordprocessingInk" xmlns:wne="http://schemas.microsoft.com/office/word/2006/wordml" xmlns:wps="http://schemas.microsoft.com/office/word/2010/wordprocessingShape" mc:Ignorable="w14 w15 w16se w16cid w16 w16cex w16sdtdh wp14">
+  <w:endnote w:type="separator" w:id="-1">
+    <w:p>
+      <w:pPr>
+        <w:spacing w:after="0"/>
+      </w:pPr>
+      <w:r>
+        <w:separator/>
+      </w:r>
+    </w:p>
+  </w:endnote>
+  <w:endnote w:type="continuationSeparator" w:id="0">
+    <w:p>
+      <w:pPr>
+        <w:spacing w:after="0"/>
+      </w:pPr>
+      <w:r>
+        <w:continuationSeparator/>
+      </w:r>
+    </w:p>
+  </w:endnote>
+</w:endnotes>
+</file>
+
+<file path=word/footer1.xml><?xml version="1.0" encoding="utf-8"?>
+<w:ftr xmlns:wpc="http://schemas.microsoft.com/office/word/2010/wordprocessingCanvas" xmlns:cx="http://schemas.microsoft.com/office/drawing/2014/chartex" xmlns:cx1="http://schemas.microsoft.com/office/drawing/2015/9/8/chartex" xmlns:cx2="http://schemas.microsoft.com/office/drawing/2015/10/21/chartex" xmlns:cx3="http://schemas.microsoft.com/office/drawing/2016/5/9/chartex" xmlns:cx4="http://schemas.microsoft.com/office/drawing/2016/5/10/chartex" xmlns:cx5="http://schemas.microsoft.com/office/drawing/2016/5/11/chartex" xmlns:cx6="http://schemas.microsoft.com/office/drawing/2016/5/12/chartex" xmlns:cx7="http://schemas.microsoft.com/office/drawing/2016/5/13/chartex" xmlns:cx8="http://schemas.microsoft.com/office/drawing/2016/5/14/chartex" xmlns:mc="http://schemas.openxmlformats.org/markup-compatibility/2006" xmlns:aink="http://schemas.microsoft.com/office/drawing/2016/ink" xmlns:am3d="http://schemas.microsoft.com/office/drawing/2017/model3d" xmlns:o="urn:schemas-microsoft-com:office:office" xmlns:oel="http://schemas.microsoft.com/office/2019/extlst" xmlns:r="http://schemas.openxmlformats.org/officeDocument/2006/relationships" xmlns:m="http://schemas.openxmlformats.org/officeDocument/2006/math" xmlns:v="urn:schemas-microsoft-com:vml" xmlns:wp14="http://schemas.microsoft.com/office/word/2010/wordprocessingDrawing" xmlns:wp="http://schemas.openxmlformats.org/drawingml/2006/wordprocessingDrawing" xmlns:w10="urn:schemas-microsoft-com:office:word" xmlns:w="http://schemas.openxmlformats.org/wordprocessingml/2006/main" xmlns:w14="http://schemas.microsoft.com/office/word/2010/wordml" xmlns:w15="http://schemas.microsoft.com/office/word/2012/wordml" xmlns:w16cex="http://schemas.microsoft.com/office/word/2018/wordml/cex" xmlns:w16cid="http://schemas.microsoft.com/office/word/2016/wordml/cid" xmlns:w16="http://schemas.microsoft.com/office/word/2018/wordml" xmlns:w16sdtdh="http://schemas.microsoft.com/office/word/2020/wordml/sdtdatahash" xmlns:w16se="http://schemas.microsoft.com/office/word/2015/wordml/symex" xmlns:wpg="http://schemas.microsoft.com/office/word/2010/wordprocessingGroup" xmlns:wpi="http://schemas.microsoft.com/office/word/2010/wordprocessingInk" xmlns:wne="http://schemas.microsoft.com/office/word/2006/wordml" xmlns:wps="http://schemas.microsoft.com/office/word/2010/wordprocessingShape" mc:Ignorable="w14 w15 w16se w16cid w16 w16cex w16sdtdh wp14">
+  <w:p>
+    <w:pPr>
+      <w:pStyle w:val="FirstParagraph"/>
+      <w:rPr>
+        <w:rFonts w:ascii="Times New Roman" w:hAnsi="Times New Roman" w:cs="Times New Roman"/>
+      </w:rPr>
+    </w:pPr>
+    <w:r>
+      <w:rPr>
+        <w:rFonts w:ascii="Times New Roman" w:hAnsi="Times New Roman" w:cs="Times New Roman"/>
+        <w:i/>
+        <w:iCs/>
+      </w:rPr>
+      <w:t>Scope v1.0 | Created for dissertation project: Design and Evaluation of an AI-Powered Student Support Chatbot</w:t>
+    </w:r>
+  </w:p>
+  <w:p>
+    <w:pPr>
+      <w:pStyle w:val="Footer"/>
+    </w:pPr>
+  </w:p>
+</w:ftr>
 </file>
 
 <file path=word/footnotes.xml><?xml version="1.0" encoding="utf-8"?>
-<w:footnotes xmlns:w="http://schemas.openxmlformats.org/wordprocessingml/2006/main" xmlns:m="http://schemas.openxmlformats.org/officeDocument/2006/math" xmlns:r="http://schemas.openxmlformats.org/officeDocument/2006/relationships" xmlns:o="urn:schemas-microsoft-com:office:office" xmlns:v="urn:schemas-microsoft-com:vml" xmlns:w10="urn:schemas-microsoft-com:office:word" xmlns:a="http://schemas.openxmlformats.org/drawingml/2006/main" xmlns:pic="http://schemas.openxmlformats.org/drawingml/2006/picture" xmlns:wp="http://schemas.openxmlformats.org/drawingml/2006/wordprocessingDrawing">
+<w:footnotes xmlns:wpc="http://schemas.microsoft.com/office/word/2010/wordprocessingCanvas" xmlns:cx="http://schemas.microsoft.com/office/drawing/2014/chartex" xmlns:cx1="http://schemas.microsoft.com/office/drawing/2015/9/8/chartex" xmlns:cx2="http://schemas.microsoft.com/office/drawing/2015/10/21/chartex" xmlns:cx3="http://schemas.microsoft.com/office/drawing/2016/5/9/chartex" xmlns:cx4="http://schemas.microsoft.com/office/drawing/2016/5/10/chartex" xmlns:cx5="http://schemas.microsoft.com/office/drawing/2016/5/11/chartex" xmlns:cx6="http://schemas.microsoft.com/office/drawing/2016/5/12/chartex" xmlns:cx7="http://schemas.microsoft.com/office/drawing/2016/5/13/chartex" xmlns:cx8="http://schemas.microsoft.com/office/drawing/2016/5/14/chartex" xmlns:mc="http://schemas.openxmlformats.org/markup-compatibility/2006" xmlns:aink="http://schemas.microsoft.com/office/drawing/2016/ink" xmlns:am3d="http://schemas.microsoft.com/office/drawing/2017/model3d" xmlns:o="urn:schemas-microsoft-com:office:office" xmlns:oel="http://schemas.microsoft.com/office/2019/extlst" xmlns:r="http://schemas.openxmlformats.org/officeDocument/2006/relationships" xmlns:m="http://schemas.openxmlformats.org/officeDocument/2006/math" xmlns:v="urn:schemas-microsoft-com:vml" xmlns:wp14="http://schemas.microsoft.com/office/word/2010/wordprocessingDrawing" xmlns:wp="http://schemas.openxmlformats.org/drawingml/2006/wordprocessingDrawing" xmlns:w10="urn:schemas-microsoft-com:office:word" xmlns:w="http://schemas.openxmlformats.org/wordprocessingml/2006/main" xmlns:w14="http://schemas.microsoft.com/office/word/2010/wordml" xmlns:w15="http://schemas.microsoft.com/office/word/2012/wordml" xmlns:w16cex="http://schemas.microsoft.com/office/word/2018/wordml/cex" xmlns:w16cid="http://schemas.microsoft.com/office/word/2016/wordml/cid" xmlns:w16="http://schemas.microsoft.com/office/word/2018/wordml" xmlns:w16sdtdh="http://schemas.microsoft.com/office/word/2020/wordml/sdtdatahash" xmlns:w16se="http://schemas.microsoft.com/office/word/2015/wordml/symex" xmlns:wpg="http://schemas.microsoft.com/office/word/2010/wordprocessingGroup" xmlns:wpi="http://schemas.microsoft.com/office/word/2010/wordprocessingInk" xmlns:wne="http://schemas.microsoft.com/office/word/2006/wordml" xmlns:wps="http://schemas.microsoft.com/office/word/2010/wordprocessingShape" mc:Ignorable="w14 w15 w16se w16cid w16 w16cex w16sdtdh wp14">
+  <w:footnote w:type="separator" w:id="-1">
+    <w:p>
+      <w:r>
+        <w:separator/>
+      </w:r>
+    </w:p>
+  </w:footnote>
   <w:footnote w:type="continuationSeparator" w:id="0">
     <w:p>
       <w:r>
         <w:continuationSeparator/>
-      </w:r>
-    </w:p>
-  </w:footnote>
-  <w:footnote w:type="separator" w:id="-1">
-    <w:p>
-      <w:r>
-        <w:separator/>
       </w:r>
     </w:p>
   </w:footnote>
@@ -457,10 +676,11 @@
 </file>
 
 <file path=word/numbering.xml><?xml version="1.0" encoding="utf-8"?>
-<w:numbering xmlns:w="http://schemas.openxmlformats.org/wordprocessingml/2006/main">
-  <w:abstractNum w:abstractNumId="990">
-    <w:nsid w:val="A990"/>
+<w:numbering xmlns:wpc="http://schemas.microsoft.com/office/word/2010/wordprocessingCanvas" xmlns:cx="http://schemas.microsoft.com/office/drawing/2014/chartex" xmlns:cx1="http://schemas.microsoft.com/office/drawing/2015/9/8/chartex" xmlns:cx2="http://schemas.microsoft.com/office/drawing/2015/10/21/chartex" xmlns:cx3="http://schemas.microsoft.com/office/drawing/2016/5/9/chartex" xmlns:cx4="http://schemas.microsoft.com/office/drawing/2016/5/10/chartex" xmlns:cx5="http://schemas.microsoft.com/office/drawing/2016/5/11/chartex" xmlns:cx6="http://schemas.microsoft.com/office/drawing/2016/5/12/chartex" xmlns:cx7="http://schemas.microsoft.com/office/drawing/2016/5/13/chartex" xmlns:cx8="http://schemas.microsoft.com/office/drawing/2016/5/14/chartex" xmlns:mc="http://schemas.openxmlformats.org/markup-compatibility/2006" xmlns:aink="http://schemas.microsoft.com/office/drawing/2016/ink" xmlns:am3d="http://schemas.microsoft.com/office/drawing/2017/model3d" xmlns:o="urn:schemas-microsoft-com:office:office" xmlns:oel="http://schemas.microsoft.com/office/2019/extlst" xmlns:r="http://schemas.openxmlformats.org/officeDocument/2006/relationships" xmlns:m="http://schemas.openxmlformats.org/officeDocument/2006/math" xmlns:v="urn:schemas-microsoft-com:vml" xmlns:wp14="http://schemas.microsoft.com/office/word/2010/wordprocessingDrawing" xmlns:wp="http://schemas.openxmlformats.org/drawingml/2006/wordprocessingDrawing" xmlns:w10="urn:schemas-microsoft-com:office:word" xmlns:w="http://schemas.openxmlformats.org/wordprocessingml/2006/main" xmlns:w14="http://schemas.microsoft.com/office/word/2010/wordml" xmlns:w15="http://schemas.microsoft.com/office/word/2012/wordml" xmlns:w16cex="http://schemas.microsoft.com/office/word/2018/wordml/cex" xmlns:w16cid="http://schemas.microsoft.com/office/word/2016/wordml/cid" xmlns:w16="http://schemas.microsoft.com/office/word/2018/wordml" xmlns:w16sdtdh="http://schemas.microsoft.com/office/word/2020/wordml/sdtdatahash" xmlns:w16se="http://schemas.microsoft.com/office/word/2015/wordml/symex" xmlns:wpg="http://schemas.microsoft.com/office/word/2010/wordprocessingGroup" xmlns:wpi="http://schemas.microsoft.com/office/word/2010/wordprocessingInk" xmlns:wne="http://schemas.microsoft.com/office/word/2006/wordml" xmlns:wps="http://schemas.microsoft.com/office/word/2010/wordprocessingShape" mc:Ignorable="w14 w15 w16se w16cid w16 w16cex w16sdtdh wp14">
+  <w:abstractNum w:abstractNumId="0" w15:restartNumberingAfterBreak="0">
+    <w:nsid w:val="0000A990"/>
     <w:multiLevelType w:val="multilevel"/>
+    <w:tmpl w:val="A718C404"/>
     <w:lvl w:ilvl="0">
       <w:numFmt w:val="bullet"/>
       <w:lvlText w:val=" "/>
@@ -534,9 +754,10 @@
       </w:pPr>
     </w:lvl>
   </w:abstractNum>
-  <w:abstractNum w:abstractNumId="991">
-    <w:nsid w:val="A991"/>
+  <w:abstractNum w:abstractNumId="1" w15:restartNumberingAfterBreak="0">
+    <w:nsid w:val="0000A991"/>
     <w:multiLevelType w:val="multilevel"/>
+    <w:tmpl w:val="D7603E70"/>
     <w:lvl w:ilvl="0">
       <w:numFmt w:val="bullet"/>
       <w:lvlText w:val="•"/>
@@ -610,27 +831,27 @@
       </w:pPr>
     </w:lvl>
   </w:abstractNum>
-  <w:num w:numId="1000">
-    <w:abstractNumId w:val="990"/>
+  <w:num w:numId="1" w16cid:durableId="765537123">
+    <w:abstractNumId w:val="0"/>
   </w:num>
-  <w:num w:numId="1001">
-    <w:abstractNumId w:val="991"/>
+  <w:num w:numId="2" w16cid:durableId="1401096874">
+    <w:abstractNumId w:val="1"/>
   </w:num>
-  <w:num w:numId="1002">
-    <w:abstractNumId w:val="991"/>
+  <w:num w:numId="3" w16cid:durableId="1218128687">
+    <w:abstractNumId w:val="1"/>
   </w:num>
 </w:numbering>
 </file>
 
 <file path=word/styles.xml><?xml version="1.0" encoding="utf-8"?>
-<w:styles xmlns:r="http://schemas.openxmlformats.org/officeDocument/2006/relationships" xmlns:w="http://schemas.openxmlformats.org/wordprocessingml/2006/main">
+<w:styles xmlns:mc="http://schemas.openxmlformats.org/markup-compatibility/2006" xmlns:r="http://schemas.openxmlformats.org/officeDocument/2006/relationships" xmlns:w="http://schemas.openxmlformats.org/wordprocessingml/2006/main" xmlns:w14="http://schemas.microsoft.com/office/word/2010/wordml" xmlns:w15="http://schemas.microsoft.com/office/word/2012/wordml" xmlns:w16cex="http://schemas.microsoft.com/office/word/2018/wordml/cex" xmlns:w16cid="http://schemas.microsoft.com/office/word/2016/wordml/cid" xmlns:w16="http://schemas.microsoft.com/office/word/2018/wordml" xmlns:w16sdtdh="http://schemas.microsoft.com/office/word/2020/wordml/sdtdatahash" xmlns:w16se="http://schemas.microsoft.com/office/word/2015/wordml/symex" mc:Ignorable="w14 w15 w16se w16cid w16 w16cex w16sdtdh">
   <w:docDefaults>
     <w:rPrDefault>
       <w:rPr>
-        <w:rFonts w:asciiTheme="minorHAnsi" w:cstheme="minorBidi" w:eastAsiaTheme="minorHAnsi" w:hAnsiTheme="minorHAnsi"/>
+        <w:rFonts w:asciiTheme="minorHAnsi" w:eastAsiaTheme="minorHAnsi" w:hAnsiTheme="minorHAnsi" w:cstheme="minorBidi"/>
         <w:sz w:val="24"/>
         <w:szCs w:val="24"/>
-        <w:lang w:bidi="ar-SA" w:eastAsia="en-US" w:val="en-US"/>
+        <w:lang w:val="en-US" w:eastAsia="en-US" w:bidi="ar-SA"/>
       </w:rPr>
     </w:rPrDefault>
     <w:pPrDefault>
@@ -639,134 +860,343 @@
       </w:pPr>
     </w:pPrDefault>
   </w:docDefaults>
-  <w:latentStyles w:count="276" w:defLockedState="0" w:defQFormat="0" w:defSemiHidden="0" w:defUIPriority="0" w:defUnhideWhenUsed="0"/>
-  <w:style w:default="1" w:styleId="Normal" w:type="paragraph">
+  <w:latentStyles w:defLockedState="0" w:defUIPriority="0" w:defSemiHidden="0" w:defUnhideWhenUsed="0" w:defQFormat="0" w:count="376">
+    <w:lsdException w:name="heading 5" w:semiHidden="1" w:unhideWhenUsed="1"/>
+    <w:lsdException w:name="index 2" w:semiHidden="1" w:unhideWhenUsed="1"/>
+    <w:lsdException w:name="index 3" w:semiHidden="1" w:unhideWhenUsed="1"/>
+    <w:lsdException w:name="index 4" w:semiHidden="1" w:unhideWhenUsed="1"/>
+    <w:lsdException w:name="index 5" w:semiHidden="1" w:unhideWhenUsed="1"/>
+    <w:lsdException w:name="index 6" w:semiHidden="1" w:unhideWhenUsed="1"/>
+    <w:lsdException w:name="index 7" w:semiHidden="1" w:unhideWhenUsed="1"/>
+    <w:lsdException w:name="index 8" w:semiHidden="1" w:unhideWhenUsed="1"/>
+    <w:lsdException w:name="index 9" w:semiHidden="1" w:unhideWhenUsed="1"/>
+    <w:lsdException w:name="toc 1" w:semiHidden="1" w:unhideWhenUsed="1"/>
+    <w:lsdException w:name="toc 2" w:semiHidden="1" w:unhideWhenUsed="1"/>
+    <w:lsdException w:name="toc 3" w:semiHidden="1" w:unhideWhenUsed="1"/>
+    <w:lsdException w:name="toc 4" w:semiHidden="1" w:unhideWhenUsed="1"/>
+    <w:lsdException w:name="toc 5" w:semiHidden="1" w:unhideWhenUsed="1"/>
+    <w:lsdException w:name="toc 6" w:semiHidden="1" w:unhideWhenUsed="1"/>
+    <w:lsdException w:name="toc 7" w:semiHidden="1" w:unhideWhenUsed="1"/>
+    <w:lsdException w:name="toc 8" w:semiHidden="1" w:unhideWhenUsed="1"/>
+    <w:lsdException w:name="toc 9" w:semiHidden="1" w:unhideWhenUsed="1"/>
+    <w:lsdException w:name="Normal Indent" w:semiHidden="1" w:unhideWhenUsed="1"/>
+    <w:lsdException w:name="footnote text" w:semiHidden="1" w:unhideWhenUsed="1"/>
+    <w:lsdException w:name="annotation text" w:semiHidden="1" w:unhideWhenUsed="1"/>
+    <w:lsdException w:name="header" w:semiHidden="1" w:unhideWhenUsed="1"/>
+    <w:lsdException w:name="footer" w:semiHidden="1" w:unhideWhenUsed="1"/>
+    <w:lsdException w:name="index heading" w:semiHidden="1" w:unhideWhenUsed="1"/>
+    <w:lsdException w:name="caption" w:semiHidden="1" w:unhideWhenUsed="1"/>
+    <w:lsdException w:name="table of figures" w:semiHidden="1" w:unhideWhenUsed="1"/>
+    <w:lsdException w:name="envelope address" w:semiHidden="1" w:unhideWhenUsed="1"/>
+    <w:lsdException w:name="envelope return" w:semiHidden="1" w:unhideWhenUsed="1"/>
+    <w:lsdException w:name="footnote reference" w:semiHidden="1" w:unhideWhenUsed="1"/>
+    <w:lsdException w:name="annotation reference" w:semiHidden="1" w:unhideWhenUsed="1"/>
+    <w:lsdException w:name="line number" w:semiHidden="1" w:unhideWhenUsed="1"/>
+    <w:lsdException w:name="page number" w:semiHidden="1" w:unhideWhenUsed="1"/>
+    <w:lsdException w:name="endnote reference" w:semiHidden="1" w:unhideWhenUsed="1"/>
+    <w:lsdException w:name="endnote text" w:semiHidden="1" w:unhideWhenUsed="1"/>
+    <w:lsdException w:name="table of authorities" w:semiHidden="1" w:unhideWhenUsed="1"/>
+    <w:lsdException w:name="macro" w:semiHidden="1" w:unhideWhenUsed="1"/>
+    <w:lsdException w:name="toa heading" w:semiHidden="1" w:unhideWhenUsed="1"/>
+    <w:lsdException w:name="List" w:semiHidden="1" w:unhideWhenUsed="1"/>
+    <w:lsdException w:name="List Bullet" w:semiHidden="1" w:unhideWhenUsed="1"/>
+    <w:lsdException w:name="List Number" w:semiHidden="1" w:unhideWhenUsed="1"/>
+    <w:lsdException w:name="List 2" w:semiHidden="1" w:unhideWhenUsed="1"/>
+    <w:lsdException w:name="List 3" w:semiHidden="1" w:unhideWhenUsed="1"/>
+    <w:lsdException w:name="List 4" w:semiHidden="1" w:unhideWhenUsed="1"/>
+    <w:lsdException w:name="List Bullet 2" w:semiHidden="1" w:unhideWhenUsed="1"/>
+    <w:lsdException w:name="List Bullet 3" w:semiHidden="1" w:unhideWhenUsed="1"/>
+    <w:lsdException w:name="List Number 2" w:semiHidden="1" w:unhideWhenUsed="1"/>
+    <w:lsdException w:name="List Number 3" w:semiHidden="1" w:unhideWhenUsed="1"/>
+    <w:lsdException w:name="List Number 4" w:semiHidden="1" w:unhideWhenUsed="1"/>
+    <w:lsdException w:name="List Number 5" w:semiHidden="1" w:unhideWhenUsed="1"/>
+    <w:lsdException w:name="Closing" w:semiHidden="1" w:unhideWhenUsed="1"/>
+    <w:lsdException w:name="Signature" w:semiHidden="1" w:unhideWhenUsed="1"/>
+    <w:lsdException w:name="Default Paragraph Font" w:semiHidden="1" w:unhideWhenUsed="1"/>
+    <w:lsdException w:name="Body Text" w:semiHidden="1" w:unhideWhenUsed="1"/>
+    <w:lsdException w:name="Body Text Indent" w:semiHidden="1" w:unhideWhenUsed="1"/>
+    <w:lsdException w:name="List Continue" w:semiHidden="1" w:unhideWhenUsed="1"/>
+    <w:lsdException w:name="List Continue 2" w:semiHidden="1" w:unhideWhenUsed="1"/>
+    <w:lsdException w:name="List Continue 3" w:semiHidden="1" w:unhideWhenUsed="1"/>
+    <w:lsdException w:name="List Continue 4" w:semiHidden="1" w:unhideWhenUsed="1"/>
+    <w:lsdException w:name="List Continue 5" w:semiHidden="1" w:unhideWhenUsed="1"/>
+    <w:lsdException w:name="Message Header" w:semiHidden="1" w:unhideWhenUsed="1"/>
+    <w:lsdException w:name="Salutation" w:semiHidden="1" w:unhideWhenUsed="1"/>
+    <w:lsdException w:name="Date" w:semiHidden="1" w:unhideWhenUsed="1"/>
+    <w:lsdException w:name="Body Text First Indent" w:semiHidden="1" w:unhideWhenUsed="1"/>
+    <w:lsdException w:name="Body Text Indent 2" w:semiHidden="1" w:unhideWhenUsed="1"/>
+    <w:lsdException w:name="Body Text Indent 3" w:semiHidden="1" w:unhideWhenUsed="1"/>
+    <w:lsdException w:name="Block Text" w:semiHidden="1" w:unhideWhenUsed="1"/>
+    <w:lsdException w:name="Hyperlink" w:semiHidden="1" w:unhideWhenUsed="1"/>
+    <w:lsdException w:name="FollowedHyperlink" w:semiHidden="1" w:unhideWhenUsed="1"/>
+    <w:lsdException w:name="Document Map" w:semiHidden="1" w:unhideWhenUsed="1"/>
+    <w:lsdException w:name="Plain Text" w:semiHidden="1" w:unhideWhenUsed="1"/>
+    <w:lsdException w:name="E-mail Signature" w:semiHidden="1" w:unhideWhenUsed="1"/>
+    <w:lsdException w:name="HTML Top of Form" w:semiHidden="1" w:unhideWhenUsed="1"/>
+    <w:lsdException w:name="HTML Bottom of Form" w:semiHidden="1" w:unhideWhenUsed="1"/>
+    <w:lsdException w:name="Normal (Web)" w:semiHidden="1" w:unhideWhenUsed="1"/>
+    <w:lsdException w:name="HTML Acronym" w:semiHidden="1" w:unhideWhenUsed="1"/>
+    <w:lsdException w:name="HTML Address" w:semiHidden="1" w:unhideWhenUsed="1"/>
+    <w:lsdException w:name="HTML Cite" w:semiHidden="1" w:unhideWhenUsed="1"/>
+    <w:lsdException w:name="HTML Code" w:semiHidden="1" w:unhideWhenUsed="1"/>
+    <w:lsdException w:name="HTML Definition" w:semiHidden="1" w:unhideWhenUsed="1"/>
+    <w:lsdException w:name="HTML Keyboard" w:semiHidden="1" w:unhideWhenUsed="1"/>
+    <w:lsdException w:name="HTML Preformatted" w:semiHidden="1" w:unhideWhenUsed="1"/>
+    <w:lsdException w:name="HTML Sample" w:semiHidden="1" w:unhideWhenUsed="1"/>
+    <w:lsdException w:name="HTML Typewriter" w:semiHidden="1" w:unhideWhenUsed="1"/>
+    <w:lsdException w:name="HTML Variable" w:semiHidden="1" w:unhideWhenUsed="1"/>
+    <w:lsdException w:name="Normal Table" w:semiHidden="1" w:unhideWhenUsed="1"/>
+    <w:lsdException w:name="annotation subject" w:semiHidden="1" w:unhideWhenUsed="1"/>
+    <w:lsdException w:name="No List" w:semiHidden="1" w:unhideWhenUsed="1"/>
+    <w:lsdException w:name="Outline List 1" w:semiHidden="1" w:unhideWhenUsed="1"/>
+    <w:lsdException w:name="Outline List 2" w:semiHidden="1" w:unhideWhenUsed="1"/>
+    <w:lsdException w:name="Outline List 3" w:semiHidden="1" w:unhideWhenUsed="1"/>
+    <w:lsdException w:name="Table Simple 1" w:semiHidden="1" w:unhideWhenUsed="1"/>
+    <w:lsdException w:name="Table Simple 2" w:semiHidden="1" w:unhideWhenUsed="1"/>
+    <w:lsdException w:name="Table Simple 3" w:semiHidden="1" w:unhideWhenUsed="1"/>
+    <w:lsdException w:name="Table Classic 1" w:semiHidden="1" w:unhideWhenUsed="1"/>
+    <w:lsdException w:name="Table Classic 2" w:semiHidden="1" w:unhideWhenUsed="1"/>
+    <w:lsdException w:name="Table Classic 3" w:semiHidden="1" w:unhideWhenUsed="1"/>
+    <w:lsdException w:name="Table Classic 4" w:semiHidden="1" w:unhideWhenUsed="1"/>
+    <w:lsdException w:name="Table Colorful 1" w:semiHidden="1" w:unhideWhenUsed="1"/>
+    <w:lsdException w:name="Table Colorful 2" w:semiHidden="1" w:unhideWhenUsed="1"/>
+    <w:lsdException w:name="Table Colorful 3" w:semiHidden="1" w:unhideWhenUsed="1"/>
+    <w:lsdException w:name="Table Columns 1" w:semiHidden="1" w:unhideWhenUsed="1"/>
+    <w:lsdException w:name="Table Columns 2" w:semiHidden="1" w:unhideWhenUsed="1"/>
+    <w:lsdException w:name="Table Columns 3" w:semiHidden="1" w:unhideWhenUsed="1"/>
+    <w:lsdException w:name="Table Columns 4" w:semiHidden="1" w:unhideWhenUsed="1"/>
+    <w:lsdException w:name="Table Columns 5" w:semiHidden="1" w:unhideWhenUsed="1"/>
+    <w:lsdException w:name="Table Grid 1" w:semiHidden="1" w:unhideWhenUsed="1"/>
+    <w:lsdException w:name="Table Grid 2" w:semiHidden="1" w:unhideWhenUsed="1"/>
+    <w:lsdException w:name="Table Grid 3" w:semiHidden="1" w:unhideWhenUsed="1"/>
+    <w:lsdException w:name="Table Grid 4" w:semiHidden="1" w:unhideWhenUsed="1"/>
+    <w:lsdException w:name="Table Grid 5" w:semiHidden="1" w:unhideWhenUsed="1"/>
+    <w:lsdException w:name="Table Grid 6" w:semiHidden="1" w:unhideWhenUsed="1"/>
+    <w:lsdException w:name="Table Grid 7" w:semiHidden="1" w:unhideWhenUsed="1"/>
+    <w:lsdException w:name="Table Grid 8" w:semiHidden="1" w:unhideWhenUsed="1"/>
+    <w:lsdException w:name="Table List 1" w:semiHidden="1" w:unhideWhenUsed="1"/>
+    <w:lsdException w:name="Table List 2" w:semiHidden="1" w:unhideWhenUsed="1"/>
+    <w:lsdException w:name="Table List 3" w:semiHidden="1" w:unhideWhenUsed="1"/>
+    <w:lsdException w:name="Table List 4" w:semiHidden="1" w:unhideWhenUsed="1"/>
+    <w:lsdException w:name="Table List 5" w:semiHidden="1" w:unhideWhenUsed="1"/>
+    <w:lsdException w:name="Table List 6" w:semiHidden="1" w:unhideWhenUsed="1"/>
+    <w:lsdException w:name="Table List 7" w:semiHidden="1" w:unhideWhenUsed="1"/>
+    <w:lsdException w:name="Table List 8" w:semiHidden="1" w:unhideWhenUsed="1"/>
+    <w:lsdException w:name="Table 3D effects 1" w:semiHidden="1" w:unhideWhenUsed="1"/>
+    <w:lsdException w:name="Table 3D effects 2" w:semiHidden="1" w:unhideWhenUsed="1"/>
+    <w:lsdException w:name="Table 3D effects 3" w:semiHidden="1" w:unhideWhenUsed="1"/>
+    <w:lsdException w:name="Table Contemporary" w:semiHidden="1" w:unhideWhenUsed="1"/>
+    <w:lsdException w:name="Table Elegant" w:semiHidden="1" w:unhideWhenUsed="1"/>
+    <w:lsdException w:name="Table Professional" w:semiHidden="1" w:unhideWhenUsed="1"/>
+    <w:lsdException w:name="Table Subtle 1" w:semiHidden="1" w:unhideWhenUsed="1"/>
+    <w:lsdException w:name="Table Subtle 2" w:semiHidden="1" w:unhideWhenUsed="1"/>
+    <w:lsdException w:name="Table Web 1" w:semiHidden="1" w:unhideWhenUsed="1"/>
+    <w:lsdException w:name="Table Web 2" w:semiHidden="1" w:unhideWhenUsed="1"/>
+    <w:lsdException w:name="Table Web 3" w:semiHidden="1" w:unhideWhenUsed="1"/>
+    <w:lsdException w:name="Balloon Text" w:semiHidden="1" w:unhideWhenUsed="1"/>
+    <w:lsdException w:name="Table Theme" w:semiHidden="1" w:unhideWhenUsed="1"/>
+    <w:lsdException w:name="Placeholder Text" w:semiHidden="1"/>
+    <w:lsdException w:name="Light Shading"/>
+    <w:lsdException w:name="Light List"/>
+    <w:lsdException w:name="Medium Grid 3"/>
+    <w:lsdException w:name="Dark List"/>
+    <w:lsdException w:name="Colorful Shading"/>
+    <w:lsdException w:name="Colorful List"/>
+    <w:lsdException w:name="Colorful Grid"/>
+    <w:lsdException w:name="Light Shading Accent 1"/>
+    <w:lsdException w:name="Light List Accent 1"/>
+    <w:lsdException w:name="Light Grid Accent 1"/>
+    <w:lsdException w:name="Medium Shading 1 Accent 1"/>
+    <w:lsdException w:name="Medium Shading 2 Accent 1"/>
+    <w:lsdException w:name="Medium List 1 Accent 1"/>
+    <w:lsdException w:name="Revision" w:semiHidden="1"/>
+    <w:lsdException w:name="Medium List 2 Accent 1"/>
+    <w:lsdException w:name="Medium Grid 1 Accent 1"/>
+    <w:lsdException w:name="Medium Grid 2 Accent 1"/>
+    <w:lsdException w:name="Medium Grid 3 Accent 1"/>
+    <w:lsdException w:name="Dark List Accent 1"/>
+    <w:lsdException w:name="Colorful Shading Accent 1"/>
+    <w:lsdException w:name="Colorful List Accent 1"/>
+    <w:lsdException w:name="Colorful Grid Accent 1"/>
+    <w:lsdException w:name="Light Shading Accent 2"/>
+    <w:lsdException w:name="Light List Accent 2"/>
+    <w:lsdException w:name="Light Grid Accent 2"/>
+    <w:lsdException w:name="Medium Shading 1 Accent 2"/>
+    <w:lsdException w:name="Medium Shading 2 Accent 2"/>
+    <w:lsdException w:name="Medium List 1 Accent 2"/>
+    <w:lsdException w:name="Medium List 2 Accent 2"/>
+    <w:lsdException w:name="Medium Grid 1 Accent 2"/>
+    <w:lsdException w:name="Medium Grid 2 Accent 2"/>
+    <w:lsdException w:name="Medium Grid 3 Accent 2"/>
+    <w:lsdException w:name="Dark List Accent 2"/>
+    <w:lsdException w:name="Colorful Shading Accent 2"/>
+    <w:lsdException w:name="Colorful List Accent 2"/>
+    <w:lsdException w:name="Colorful Grid Accent 2"/>
+    <w:lsdException w:name="Light Shading Accent 3"/>
+    <w:lsdException w:name="Light List Accent 3"/>
+    <w:lsdException w:name="Light Grid Accent 3"/>
+    <w:lsdException w:name="Medium Shading 1 Accent 3"/>
+    <w:lsdException w:name="Medium Shading 2 Accent 3"/>
+    <w:lsdException w:name="Medium List 1 Accent 3"/>
+    <w:lsdException w:name="Medium List 2 Accent 3"/>
+    <w:lsdException w:name="Medium Grid 1 Accent 3"/>
+    <w:lsdException w:name="Medium Grid 2 Accent 3"/>
+    <w:lsdException w:name="Medium Grid 3 Accent 3"/>
+    <w:lsdException w:name="Dark List Accent 3"/>
+    <w:lsdException w:name="Colorful Shading Accent 3"/>
+    <w:lsdException w:name="Colorful List Accent 3"/>
+    <w:lsdException w:name="Colorful Grid Accent 3"/>
+    <w:lsdException w:name="Light Shading Accent 4"/>
+    <w:lsdException w:name="Light List Accent 4"/>
+    <w:lsdException w:name="Light Grid Accent 4"/>
+    <w:lsdException w:name="Medium Shading 1 Accent 4"/>
+    <w:lsdException w:name="Medium Shading 2 Accent 4"/>
+    <w:lsdException w:name="Medium List 1 Accent 4"/>
+    <w:lsdException w:name="Medium List 2 Accent 4"/>
+    <w:lsdException w:name="Medium Grid 1 Accent 4"/>
+    <w:lsdException w:name="Medium Grid 2 Accent 4"/>
+    <w:lsdException w:name="Medium Grid 3 Accent 4"/>
+    <w:lsdException w:name="Dark List Accent 4"/>
+    <w:lsdException w:name="Colorful Shading Accent 4"/>
+    <w:lsdException w:name="Colorful List Accent 4"/>
+    <w:lsdException w:name="Colorful Grid Accent 4"/>
+    <w:lsdException w:name="Light Shading Accent 5"/>
+    <w:lsdException w:name="Light List Accent 5"/>
+    <w:lsdException w:name="Light Grid Accent 5"/>
+    <w:lsdException w:name="Medium Shading 1 Accent 5"/>
+    <w:lsdException w:name="Medium Shading 2 Accent 5"/>
+    <w:lsdException w:name="Medium List 1 Accent 5"/>
+    <w:lsdException w:name="Medium List 2 Accent 5"/>
+    <w:lsdException w:name="Medium Grid 1 Accent 5"/>
+    <w:lsdException w:name="Medium Grid 2 Accent 5"/>
+    <w:lsdException w:name="Medium Grid 3 Accent 5"/>
+    <w:lsdException w:name="Dark List Accent 5"/>
+    <w:lsdException w:name="Colorful Shading Accent 5"/>
+    <w:lsdException w:name="Colorful List Accent 5"/>
+    <w:lsdException w:name="Colorful Grid Accent 5"/>
+    <w:lsdException w:name="Light Shading Accent 6"/>
+    <w:lsdException w:name="Light List Accent 6"/>
+    <w:lsdException w:name="Light Grid Accent 6"/>
+    <w:lsdException w:name="Medium Shading 1 Accent 6"/>
+    <w:lsdException w:name="Medium Shading 2 Accent 6"/>
+    <w:lsdException w:name="Medium List 1 Accent 6"/>
+    <w:lsdException w:name="Medium List 2 Accent 6"/>
+    <w:lsdException w:name="Medium Grid 1 Accent 6"/>
+    <w:lsdException w:name="Medium Grid 2 Accent 6"/>
+    <w:lsdException w:name="Medium Grid 3 Accent 6"/>
+    <w:lsdException w:name="Dark List Accent 6"/>
+    <w:lsdException w:name="Colorful Shading Accent 6"/>
+    <w:lsdException w:name="Colorful List Accent 6"/>
+    <w:lsdException w:name="Colorful Grid Accent 6"/>
+    <w:lsdException w:name="Bibliography" w:semiHidden="1" w:unhideWhenUsed="1"/>
+    <w:lsdException w:name="TOC Heading" w:semiHidden="1" w:unhideWhenUsed="1"/>
+    <w:lsdException w:name="Grid Table 4" w:uiPriority="49"/>
+    <w:lsdException w:name="Grid Table 5 Dark" w:uiPriority="50"/>
+    <w:lsdException w:name="Grid Table 6 Colorful" w:uiPriority="51"/>
+    <w:lsdException w:name="Grid Table 7 Colorful" w:uiPriority="52"/>
+    <w:lsdException w:name="Grid Table 1 Light Accent 1" w:uiPriority="46"/>
+    <w:lsdException w:name="Grid Table 2 Accent 1" w:uiPriority="47"/>
+    <w:lsdException w:name="Grid Table 3 Accent 1" w:uiPriority="48"/>
+    <w:lsdException w:name="Grid Table 4 Accent 1" w:uiPriority="49"/>
+    <w:lsdException w:name="Grid Table 5 Dark Accent 1" w:uiPriority="50"/>
+    <w:lsdException w:name="Grid Table 6 Colorful Accent 1" w:uiPriority="51"/>
+    <w:lsdException w:name="Grid Table 7 Colorful Accent 1" w:uiPriority="52"/>
+    <w:lsdException w:name="Grid Table 1 Light Accent 2" w:uiPriority="46"/>
+    <w:lsdException w:name="Grid Table 2 Accent 2" w:uiPriority="47"/>
+    <w:lsdException w:name="Grid Table 3 Accent 2" w:uiPriority="48"/>
+    <w:lsdException w:name="Grid Table 4 Accent 2" w:uiPriority="49"/>
+    <w:lsdException w:name="Grid Table 5 Dark Accent 2" w:uiPriority="50"/>
+    <w:lsdException w:name="Grid Table 6 Colorful Accent 2" w:uiPriority="51"/>
+    <w:lsdException w:name="Grid Table 7 Colorful Accent 2" w:uiPriority="52"/>
+    <w:lsdException w:name="Grid Table 1 Light Accent 3" w:uiPriority="46"/>
+    <w:lsdException w:name="Grid Table 2 Accent 3" w:uiPriority="47"/>
+    <w:lsdException w:name="Grid Table 3 Accent 3" w:uiPriority="48"/>
+    <w:lsdException w:name="Grid Table 4 Accent 3" w:uiPriority="49"/>
+    <w:lsdException w:name="Grid Table 5 Dark Accent 3" w:uiPriority="50"/>
+    <w:lsdException w:name="Grid Table 6 Colorful Accent 3" w:uiPriority="51"/>
+    <w:lsdException w:name="Grid Table 7 Colorful Accent 3" w:uiPriority="52"/>
+    <w:lsdException w:name="Grid Table 1 Light Accent 4" w:uiPriority="46"/>
+    <w:lsdException w:name="Grid Table 2 Accent 4" w:uiPriority="47"/>
+    <w:lsdException w:name="Grid Table 3 Accent 4" w:uiPriority="48"/>
+    <w:lsdException w:name="Grid Table 4 Accent 4" w:uiPriority="49"/>
+    <w:lsdException w:name="Grid Table 5 Dark Accent 4" w:uiPriority="50"/>
+    <w:lsdException w:name="Grid Table 6 Colorful Accent 4" w:uiPriority="51"/>
+    <w:lsdException w:name="Grid Table 7 Colorful Accent 4" w:uiPriority="52"/>
+    <w:lsdException w:name="Grid Table 1 Light Accent 5" w:uiPriority="46"/>
+    <w:lsdException w:name="Grid Table 2 Accent 5" w:uiPriority="47"/>
+    <w:lsdException w:name="Grid Table 3 Accent 5" w:uiPriority="48"/>
+    <w:lsdException w:name="Grid Table 4 Accent 5" w:uiPriority="49"/>
+    <w:lsdException w:name="Grid Table 5 Dark Accent 5" w:uiPriority="50"/>
+    <w:lsdException w:name="Grid Table 6 Colorful Accent 5" w:uiPriority="51"/>
+    <w:lsdException w:name="Grid Table 7 Colorful Accent 5" w:uiPriority="52"/>
+    <w:lsdException w:name="Grid Table 1 Light Accent 6" w:uiPriority="46"/>
+    <w:lsdException w:name="Grid Table 2 Accent 6" w:uiPriority="47"/>
+    <w:lsdException w:name="Grid Table 3 Accent 6" w:uiPriority="48"/>
+    <w:lsdException w:name="Grid Table 4 Accent 6" w:uiPriority="49"/>
+    <w:lsdException w:name="Grid Table 5 Dark Accent 6" w:uiPriority="50"/>
+    <w:lsdException w:name="Grid Table 6 Colorful Accent 6" w:uiPriority="51"/>
+    <w:lsdException w:name="Grid Table 7 Colorful Accent 6" w:uiPriority="52"/>
+    <w:lsdException w:name="List Table 1 Light" w:uiPriority="46"/>
+    <w:lsdException w:name="List Table 2" w:uiPriority="47"/>
+    <w:lsdException w:name="List Table 3" w:uiPriority="48"/>
+    <w:lsdException w:name="List Table 4" w:uiPriority="49"/>
+    <w:lsdException w:name="List Table 5 Dark" w:uiPriority="50"/>
+    <w:lsdException w:name="List Table 6 Colorful" w:uiPriority="51"/>
+    <w:lsdException w:name="List Table 7 Colorful" w:uiPriority="52"/>
+    <w:lsdException w:name="List Table 1 Light Accent 1" w:uiPriority="46"/>
+    <w:lsdException w:name="List Table 2 Accent 1" w:uiPriority="47"/>
+    <w:lsdException w:name="List Table 3 Accent 1" w:uiPriority="48"/>
+    <w:lsdException w:name="List Table 4 Accent 1" w:uiPriority="49"/>
+    <w:lsdException w:name="List Table 5 Dark Accent 1" w:uiPriority="50"/>
+    <w:lsdException w:name="List Table 6 Colorful Accent 1" w:uiPriority="51"/>
+    <w:lsdException w:name="List Table 7 Colorful Accent 1" w:uiPriority="52"/>
+    <w:lsdException w:name="List Table 1 Light Accent 2" w:uiPriority="46"/>
+    <w:lsdException w:name="List Table 2 Accent 2" w:uiPriority="47"/>
+    <w:lsdException w:name="List Table 3 Accent 2" w:uiPriority="48"/>
+    <w:lsdException w:name="List Table 4 Accent 2" w:uiPriority="49"/>
+    <w:lsdException w:name="List Table 5 Dark Accent 2" w:uiPriority="50"/>
+    <w:lsdException w:name="List Table 6 Colorful Accent 2" w:uiPriority="51"/>
+    <w:lsdException w:name="List Table 7 Colorful Accent 2" w:uiPriority="52"/>
+    <w:lsdException w:name="List Table 1 Light Accent 3" w:uiPriority="46"/>
+    <w:lsdException w:name="List Table 2 Accent 3" w:uiPriority="47"/>
+    <w:lsdException w:name="List Table 3 Accent 3" w:uiPriority="48"/>
+    <w:lsdException w:name="List Table 4 Accent 3" w:uiPriority="49"/>
+    <w:lsdException w:name="List Table 5 Dark Accent 3" w:uiPriority="50"/>
+    <w:lsdException w:name="List Table 6 Colorful Accent 3" w:uiPriority="51"/>
+    <w:lsdException w:name="List Table 7 Colorful Accent 3" w:uiPriority="52"/>
+    <w:lsdException w:name="List Table 1 Light Accent 4" w:uiPriority="46"/>
+    <w:lsdException w:name="List Table 2 Accent 4" w:uiPriority="47"/>
+    <w:lsdException w:name="List Table 3 Accent 4" w:uiPriority="48"/>
+    <w:lsdException w:name="List Table 4 Accent 4" w:uiPriority="49"/>
+    <w:lsdException w:name="List Table 5 Dark Accent 4" w:uiPriority="50"/>
+    <w:lsdException w:name="List Table 6 Colorful Accent 4" w:uiPriority="51"/>
+    <w:lsdException w:name="List Table 7 Colorful Accent 4" w:uiPriority="52"/>
+    <w:lsdException w:name="List Table 1 Light Accent 5" w:uiPriority="46"/>
+    <w:lsdException w:name="List Table 2 Accent 5" w:uiPriority="47"/>
+    <w:lsdException w:name="List Table 3 Accent 5" w:uiPriority="48"/>
+    <w:lsdException w:name="List Table 4 Accent 5" w:uiPriority="49"/>
+    <w:lsdException w:name="List Table 5 Dark Accent 5" w:uiPriority="50"/>
+    <w:lsdException w:name="List Table 6 Colorful Accent 5" w:uiPriority="51"/>
+    <w:lsdException w:name="List Table 7 Colorful Accent 5" w:uiPriority="52"/>
+    <w:lsdException w:name="List Table 1 Light Accent 6" w:uiPriority="46"/>
+    <w:lsdException w:name="List Table 2 Accent 6" w:uiPriority="47"/>
+    <w:lsdException w:name="List Table 3 Accent 6" w:uiPriority="48"/>
+    <w:lsdException w:name="List Table 4 Accent 6" w:uiPriority="49"/>
+    <w:lsdException w:name="List Table 5 Dark Accent 6" w:uiPriority="50"/>
+    <w:lsdException w:name="List Table 6 Colorful Accent 6" w:uiPriority="51"/>
+    <w:lsdException w:name="List Table 7 Colorful Accent 6" w:uiPriority="52"/>
+    <w:lsdException w:name="Mention" w:semiHidden="1" w:uiPriority="99" w:unhideWhenUsed="1"/>
+    <w:lsdException w:name="Smart Hyperlink" w:semiHidden="1" w:uiPriority="99" w:unhideWhenUsed="1"/>
+    <w:lsdException w:name="Hashtag" w:semiHidden="1" w:uiPriority="99" w:unhideWhenUsed="1"/>
+    <w:lsdException w:name="Unresolved Mention" w:semiHidden="1" w:uiPriority="99" w:unhideWhenUsed="1"/>
+    <w:lsdException w:name="Smart Link" w:semiHidden="1" w:uiPriority="99" w:unhideWhenUsed="1"/>
+  </w:latentStyles>
+  <w:style w:type="paragraph" w:default="1" w:styleId="Normal">
     <w:name w:val="Normal"/>
     <w:qFormat/>
   </w:style>
-  <w:style w:styleId="BodyText" w:type="paragraph">
-    <w:name w:val="Body Text"/>
-    <w:basedOn w:val="Normal"/>
-    <w:link w:val="BodyTextChar"/>
-    <w:pPr>
-      <w:spacing w:after="180" w:before="180"/>
-    </w:pPr>
-    <w:qFormat/>
-  </w:style>
-  <w:style w:customStyle="1" w:styleId="FirstParagraph" w:type="paragraph">
-    <w:name w:val="First Paragraph"/>
-    <w:basedOn w:val="BodyText"/>
-    <w:next w:val="BodyText"/>
-    <w:qFormat/>
-  </w:style>
-  <w:style w:customStyle="1" w:styleId="Compact" w:type="paragraph">
-    <w:name w:val="Compact"/>
-    <w:basedOn w:val="BodyText"/>
-    <w:qFormat/>
-    <w:pPr>
-      <w:spacing w:after="36" w:before="36"/>
-    </w:pPr>
-  </w:style>
-  <w:style w:styleId="Title" w:type="paragraph">
-    <w:name w:val="Title"/>
-    <w:basedOn w:val="Normal"/>
-    <w:next w:val="BodyText"/>
-    <w:qFormat/>
-    <w:pPr>
-      <w:keepNext/>
-      <w:keepLines/>
-      <w:spacing w:after="240" w:before="480"/>
-      <w:jc w:val="center"/>
-    </w:pPr>
-    <w:rPr>
-      <w:rFonts w:asciiTheme="majorHAnsi" w:cstheme="majorBidi" w:eastAsiaTheme="majorEastAsia" w:hAnsiTheme="majorHAnsi"/>
-      <w:b/>
-      <w:bCs/>
-      <w:color w:themeColor="accent1" w:themeShade="B5" w:val="345A8A"/>
-      <w:sz w:val="36"/>
-      <w:szCs w:val="36"/>
-    </w:rPr>
-  </w:style>
-  <w:style w:styleId="Subtitle" w:type="paragraph">
-    <w:name w:val="Subtitle"/>
-    <w:basedOn w:val="Title"/>
-    <w:next w:val="BodyText"/>
-    <w:qFormat/>
-    <w:pPr>
-      <w:keepNext/>
-      <w:keepLines/>
-      <w:spacing w:after="240" w:before="240"/>
-      <w:jc w:val="center"/>
-    </w:pPr>
-    <w:rPr>
-      <w:sz w:val="30"/>
-      <w:szCs w:val="30"/>
-    </w:rPr>
-  </w:style>
-  <w:style w:customStyle="1" w:styleId="Author" w:type="paragraph">
-    <w:name w:val="Author"/>
-    <w:next w:val="BodyText"/>
-    <w:qFormat/>
-    <w:pPr>
-      <w:keepNext/>
-      <w:keepLines/>
-      <w:jc w:val="center"/>
-    </w:pPr>
-  </w:style>
-  <w:style w:styleId="Date" w:type="paragraph">
-    <w:name w:val="Date"/>
-    <w:next w:val="BodyText"/>
-    <w:qFormat/>
-    <w:pPr>
-      <w:keepNext/>
-      <w:keepLines/>
-      <w:jc w:val="center"/>
-    </w:pPr>
-  </w:style>
-  <w:style w:customStyle="1" w:styleId="AbstractTitle" w:type="paragraph">
-    <w:name w:val="Abstract Title"/>
-    <w:basedOn w:val="Normal"/>
-    <w:next w:val="Abstract"/>
-    <w:qFormat/>
-    <w:pPr>
-      <w:keepNext/>
-      <w:keepLines/>
-      <w:jc w:val="center"/>
-      <w:spacing w:after="0" w:before="300"/>
-    </w:pPr>
-    <w:rPr>
-      <w:sz w:val="20"/>
-      <w:szCs w:val="20"/>
-      <w:b/>
-      <w:color w:val="345A8A"/>
-      &gt;
-    </w:rPr>
-  </w:style>
-  <w:style w:customStyle="1" w:styleId="Abstract" w:type="paragraph">
-    <w:name w:val="Abstract"/>
-    <w:basedOn w:val="Normal"/>
-    <w:next w:val="BodyText"/>
-    <w:qFormat/>
-    <w:pPr>
-      <w:keepNext/>
-      <w:keepLines/>
-      <w:spacing w:after="300" w:before="100"/>
-    </w:pPr>
-    <w:rPr>
-      <w:sz w:val="20"/>
-      <w:szCs w:val="20"/>
-    </w:rPr>
-  </w:style>
-  <w:style w:styleId="Bibliography" w:type="paragraph">
-    <w:name w:val="Bibliography"/>
-    <w:basedOn w:val="Normal"/>
-    <w:next w:val="Bibliography"/>
-    <w:qFormat/>
-    <w:pPr/>
-    <w:rPr/>
-  </w:style>
-  <w:style w:styleId="Heading1" w:type="paragraph">
-    <w:name w:val="Heading 1"/>
+  <w:style w:type="paragraph" w:styleId="Heading1">
+    <w:name w:val="heading 1"/>
     <w:basedOn w:val="Normal"/>
     <w:next w:val="BodyText"/>
     <w:uiPriority w:val="9"/>
@@ -774,20 +1204,20 @@
     <w:pPr>
       <w:keepNext/>
       <w:keepLines/>
-      <w:spacing w:after="0" w:before="480"/>
+      <w:spacing w:before="480" w:after="0"/>
       <w:outlineLvl w:val="0"/>
     </w:pPr>
     <w:rPr>
-      <w:rFonts w:asciiTheme="majorHAnsi" w:cstheme="majorBidi" w:eastAsiaTheme="majorEastAsia" w:hAnsiTheme="majorHAnsi"/>
+      <w:rFonts w:asciiTheme="majorHAnsi" w:eastAsiaTheme="majorEastAsia" w:hAnsiTheme="majorHAnsi" w:cstheme="majorBidi"/>
       <w:b/>
       <w:bCs/>
-      <w:color w:themeColor="accent1" w:val="4F81BD"/>
+      <w:color w:val="4F81BD" w:themeColor="accent1"/>
       <w:sz w:val="32"/>
       <w:szCs w:val="32"/>
     </w:rPr>
   </w:style>
-  <w:style w:styleId="Heading2" w:type="paragraph">
-    <w:name w:val="Heading 2"/>
+  <w:style w:type="paragraph" w:styleId="Heading2">
+    <w:name w:val="heading 2"/>
     <w:basedOn w:val="Normal"/>
     <w:next w:val="BodyText"/>
     <w:uiPriority w:val="9"/>
@@ -796,20 +1226,20 @@
     <w:pPr>
       <w:keepNext/>
       <w:keepLines/>
-      <w:spacing w:after="0" w:before="200"/>
+      <w:spacing w:before="200" w:after="0"/>
       <w:outlineLvl w:val="1"/>
     </w:pPr>
     <w:rPr>
-      <w:rFonts w:asciiTheme="majorHAnsi" w:cstheme="majorBidi" w:eastAsiaTheme="majorEastAsia" w:hAnsiTheme="majorHAnsi"/>
+      <w:rFonts w:asciiTheme="majorHAnsi" w:eastAsiaTheme="majorEastAsia" w:hAnsiTheme="majorHAnsi" w:cstheme="majorBidi"/>
       <w:b/>
       <w:bCs/>
-      <w:color w:themeColor="accent1" w:val="4F81BD"/>
+      <w:color w:val="4F81BD" w:themeColor="accent1"/>
       <w:sz w:val="28"/>
       <w:szCs w:val="28"/>
     </w:rPr>
   </w:style>
-  <w:style w:styleId="Heading3" w:type="paragraph">
-    <w:name w:val="Heading 3"/>
+  <w:style w:type="paragraph" w:styleId="Heading3">
+    <w:name w:val="heading 3"/>
     <w:basedOn w:val="Normal"/>
     <w:next w:val="BodyText"/>
     <w:uiPriority w:val="9"/>
@@ -818,20 +1248,18 @@
     <w:pPr>
       <w:keepNext/>
       <w:keepLines/>
-      <w:spacing w:after="0" w:before="200"/>
+      <w:spacing w:before="200" w:after="0"/>
       <w:outlineLvl w:val="2"/>
     </w:pPr>
     <w:rPr>
-      <w:rFonts w:asciiTheme="majorHAnsi" w:cstheme="majorBidi" w:eastAsiaTheme="majorEastAsia" w:hAnsiTheme="majorHAnsi"/>
+      <w:rFonts w:asciiTheme="majorHAnsi" w:eastAsiaTheme="majorEastAsia" w:hAnsiTheme="majorHAnsi" w:cstheme="majorBidi"/>
       <w:b/>
       <w:bCs/>
-      <w:color w:themeColor="accent1" w:val="4F81BD"/>
-      <w:sz w:val="24"/>
-      <w:szCs w:val="24"/>
-    </w:rPr>
-  </w:style>
-  <w:style w:styleId="Heading4" w:type="paragraph">
-    <w:name w:val="Heading 4"/>
+      <w:color w:val="4F81BD" w:themeColor="accent1"/>
+    </w:rPr>
+  </w:style>
+  <w:style w:type="paragraph" w:styleId="Heading4">
+    <w:name w:val="heading 4"/>
     <w:basedOn w:val="Normal"/>
     <w:next w:val="BodyText"/>
     <w:uiPriority w:val="9"/>
@@ -840,20 +1268,18 @@
     <w:pPr>
       <w:keepNext/>
       <w:keepLines/>
-      <w:spacing w:after="0" w:before="200"/>
+      <w:spacing w:before="200" w:after="0"/>
       <w:outlineLvl w:val="3"/>
     </w:pPr>
     <w:rPr>
-      <w:rFonts w:asciiTheme="majorHAnsi" w:cstheme="majorBidi" w:eastAsiaTheme="majorEastAsia" w:hAnsiTheme="majorHAnsi"/>
+      <w:rFonts w:asciiTheme="majorHAnsi" w:eastAsiaTheme="majorEastAsia" w:hAnsiTheme="majorHAnsi" w:cstheme="majorBidi"/>
+      <w:bCs/>
       <w:i/>
-      <w:bCs/>
-      <w:color w:themeColor="accent1" w:val="4F81BD"/>
-      <w:sz w:val="24"/>
-      <w:szCs w:val="24"/>
-    </w:rPr>
-  </w:style>
-  <w:style w:styleId="Heading5" w:type="paragraph">
-    <w:name w:val="Heading 5"/>
+      <w:color w:val="4F81BD" w:themeColor="accent1"/>
+    </w:rPr>
+  </w:style>
+  <w:style w:type="paragraph" w:styleId="Heading5">
+    <w:name w:val="heading 5"/>
     <w:basedOn w:val="Normal"/>
     <w:next w:val="BodyText"/>
     <w:uiPriority w:val="9"/>
@@ -862,19 +1288,17 @@
     <w:pPr>
       <w:keepNext/>
       <w:keepLines/>
-      <w:spacing w:after="0" w:before="200"/>
+      <w:spacing w:before="200" w:after="0"/>
       <w:outlineLvl w:val="4"/>
     </w:pPr>
     <w:rPr>
-      <w:rFonts w:asciiTheme="majorHAnsi" w:cstheme="majorBidi" w:eastAsiaTheme="majorEastAsia" w:hAnsiTheme="majorHAnsi"/>
+      <w:rFonts w:asciiTheme="majorHAnsi" w:eastAsiaTheme="majorEastAsia" w:hAnsiTheme="majorHAnsi" w:cstheme="majorBidi"/>
       <w:iCs/>
-      <w:color w:themeColor="accent1" w:val="4F81BD"/>
-      <w:sz w:val="24"/>
-      <w:szCs w:val="24"/>
-    </w:rPr>
-  </w:style>
-  <w:style w:styleId="Heading6" w:type="paragraph">
-    <w:name w:val="Heading 6"/>
+      <w:color w:val="4F81BD" w:themeColor="accent1"/>
+    </w:rPr>
+  </w:style>
+  <w:style w:type="paragraph" w:styleId="Heading6">
+    <w:name w:val="heading 6"/>
     <w:basedOn w:val="Normal"/>
     <w:next w:val="BodyText"/>
     <w:uiPriority w:val="9"/>
@@ -883,18 +1307,16 @@
     <w:pPr>
       <w:keepNext/>
       <w:keepLines/>
-      <w:spacing w:after="0" w:before="200"/>
+      <w:spacing w:before="200" w:after="0"/>
       <w:outlineLvl w:val="5"/>
     </w:pPr>
     <w:rPr>
-      <w:rFonts w:asciiTheme="majorHAnsi" w:cstheme="majorBidi" w:eastAsiaTheme="majorEastAsia" w:hAnsiTheme="majorHAnsi"/>
-      <w:color w:themeColor="accent1" w:val="4F81BD"/>
-      <w:sz w:val="24"/>
-      <w:szCs w:val="24"/>
-    </w:rPr>
-  </w:style>
-  <w:style w:styleId="Heading7" w:type="paragraph">
-    <w:name w:val="Heading 7"/>
+      <w:rFonts w:asciiTheme="majorHAnsi" w:eastAsiaTheme="majorEastAsia" w:hAnsiTheme="majorHAnsi" w:cstheme="majorBidi"/>
+      <w:color w:val="4F81BD" w:themeColor="accent1"/>
+    </w:rPr>
+  </w:style>
+  <w:style w:type="paragraph" w:styleId="Heading7">
+    <w:name w:val="heading 7"/>
     <w:basedOn w:val="Normal"/>
     <w:next w:val="BodyText"/>
     <w:uiPriority w:val="9"/>
@@ -903,18 +1325,16 @@
     <w:pPr>
       <w:keepNext/>
       <w:keepLines/>
-      <w:spacing w:after="0" w:before="200"/>
+      <w:spacing w:before="200" w:after="0"/>
       <w:outlineLvl w:val="6"/>
     </w:pPr>
     <w:rPr>
-      <w:rFonts w:asciiTheme="majorHAnsi" w:cstheme="majorBidi" w:eastAsiaTheme="majorEastAsia" w:hAnsiTheme="majorHAnsi"/>
-      <w:color w:themeColor="accent1" w:val="4F81BD"/>
-      <w:sz w:val="24"/>
-      <w:szCs w:val="24"/>
-    </w:rPr>
-  </w:style>
-  <w:style w:styleId="Heading8" w:type="paragraph">
-    <w:name w:val="Heading 8"/>
+      <w:rFonts w:asciiTheme="majorHAnsi" w:eastAsiaTheme="majorEastAsia" w:hAnsiTheme="majorHAnsi" w:cstheme="majorBidi"/>
+      <w:color w:val="4F81BD" w:themeColor="accent1"/>
+    </w:rPr>
+  </w:style>
+  <w:style w:type="paragraph" w:styleId="Heading8">
+    <w:name w:val="heading 8"/>
     <w:basedOn w:val="Normal"/>
     <w:next w:val="BodyText"/>
     <w:uiPriority w:val="9"/>
@@ -923,18 +1343,16 @@
     <w:pPr>
       <w:keepNext/>
       <w:keepLines/>
-      <w:spacing w:after="0" w:before="200"/>
+      <w:spacing w:before="200" w:after="0"/>
       <w:outlineLvl w:val="7"/>
     </w:pPr>
     <w:rPr>
-      <w:rFonts w:asciiTheme="majorHAnsi" w:cstheme="majorBidi" w:eastAsiaTheme="majorEastAsia" w:hAnsiTheme="majorHAnsi"/>
-      <w:color w:themeColor="accent1" w:val="4F81BD"/>
-      <w:sz w:val="24"/>
-      <w:szCs w:val="24"/>
-    </w:rPr>
-  </w:style>
-  <w:style w:styleId="Heading9" w:type="paragraph">
-    <w:name w:val="Heading 9"/>
+      <w:rFonts w:asciiTheme="majorHAnsi" w:eastAsiaTheme="majorEastAsia" w:hAnsiTheme="majorHAnsi" w:cstheme="majorBidi"/>
+      <w:color w:val="4F81BD" w:themeColor="accent1"/>
+    </w:rPr>
+  </w:style>
+  <w:style w:type="paragraph" w:styleId="Heading9">
+    <w:name w:val="heading 9"/>
     <w:basedOn w:val="Normal"/>
     <w:next w:val="BodyText"/>
     <w:uiPriority w:val="9"/>
@@ -943,17 +1361,155 @@
     <w:pPr>
       <w:keepNext/>
       <w:keepLines/>
-      <w:spacing w:after="0" w:before="200"/>
+      <w:spacing w:before="200" w:after="0"/>
       <w:outlineLvl w:val="8"/>
     </w:pPr>
     <w:rPr>
-      <w:rFonts w:asciiTheme="majorHAnsi" w:cstheme="majorBidi" w:eastAsiaTheme="majorEastAsia" w:hAnsiTheme="majorHAnsi"/>
-      <w:color w:themeColor="accent1" w:val="4F81BD"/>
-      <w:sz w:val="24"/>
-      <w:szCs w:val="24"/>
-    </w:rPr>
-  </w:style>
-  <w:style w:styleId="BlockText" w:type="paragraph">
+      <w:rFonts w:asciiTheme="majorHAnsi" w:eastAsiaTheme="majorEastAsia" w:hAnsiTheme="majorHAnsi" w:cstheme="majorBidi"/>
+      <w:color w:val="4F81BD" w:themeColor="accent1"/>
+    </w:rPr>
+  </w:style>
+  <w:style w:type="character" w:default="1" w:styleId="DefaultParagraphFont">
+    <w:name w:val="Default Paragraph Font"/>
+    <w:uiPriority w:val="1"/>
+    <w:semiHidden/>
+    <w:unhideWhenUsed/>
+  </w:style>
+  <w:style w:type="table" w:default="1" w:styleId="TableNormal">
+    <w:name w:val="Normal Table"/>
+    <w:uiPriority w:val="99"/>
+    <w:semiHidden/>
+    <w:unhideWhenUsed/>
+    <w:tblPr>
+      <w:tblInd w:w="0" w:type="dxa"/>
+      <w:tblCellMar>
+        <w:top w:w="0" w:type="dxa"/>
+        <w:left w:w="108" w:type="dxa"/>
+        <w:bottom w:w="0" w:type="dxa"/>
+        <w:right w:w="108" w:type="dxa"/>
+      </w:tblCellMar>
+    </w:tblPr>
+  </w:style>
+  <w:style w:type="numbering" w:default="1" w:styleId="NoList">
+    <w:name w:val="No List"/>
+    <w:uiPriority w:val="99"/>
+    <w:semiHidden/>
+    <w:unhideWhenUsed/>
+  </w:style>
+  <w:style w:type="paragraph" w:styleId="BodyText">
+    <w:name w:val="Body Text"/>
+    <w:basedOn w:val="Normal"/>
+    <w:qFormat/>
+    <w:pPr>
+      <w:spacing w:before="180" w:after="180"/>
+    </w:pPr>
+  </w:style>
+  <w:style w:type="paragraph" w:customStyle="1" w:styleId="FirstParagraph">
+    <w:name w:val="First Paragraph"/>
+    <w:basedOn w:val="BodyText"/>
+    <w:next w:val="BodyText"/>
+    <w:qFormat/>
+  </w:style>
+  <w:style w:type="paragraph" w:customStyle="1" w:styleId="Compact">
+    <w:name w:val="Compact"/>
+    <w:basedOn w:val="BodyText"/>
+    <w:qFormat/>
+    <w:pPr>
+      <w:spacing w:before="36" w:after="36"/>
+    </w:pPr>
+  </w:style>
+  <w:style w:type="paragraph" w:styleId="Title">
+    <w:name w:val="Title"/>
+    <w:basedOn w:val="Normal"/>
+    <w:next w:val="BodyText"/>
+    <w:qFormat/>
+    <w:pPr>
+      <w:keepNext/>
+      <w:keepLines/>
+      <w:spacing w:before="480" w:after="240"/>
+      <w:jc w:val="center"/>
+    </w:pPr>
+    <w:rPr>
+      <w:rFonts w:asciiTheme="majorHAnsi" w:eastAsiaTheme="majorEastAsia" w:hAnsiTheme="majorHAnsi" w:cstheme="majorBidi"/>
+      <w:b/>
+      <w:bCs/>
+      <w:color w:val="345A8A" w:themeColor="accent1" w:themeShade="B5"/>
+      <w:sz w:val="36"/>
+      <w:szCs w:val="36"/>
+    </w:rPr>
+  </w:style>
+  <w:style w:type="paragraph" w:styleId="Subtitle">
+    <w:name w:val="Subtitle"/>
+    <w:basedOn w:val="Title"/>
+    <w:next w:val="BodyText"/>
+    <w:qFormat/>
+    <w:pPr>
+      <w:spacing w:before="240"/>
+    </w:pPr>
+    <w:rPr>
+      <w:sz w:val="30"/>
+      <w:szCs w:val="30"/>
+    </w:rPr>
+  </w:style>
+  <w:style w:type="paragraph" w:customStyle="1" w:styleId="Author">
+    <w:name w:val="Author"/>
+    <w:next w:val="BodyText"/>
+    <w:qFormat/>
+    <w:pPr>
+      <w:keepNext/>
+      <w:keepLines/>
+      <w:jc w:val="center"/>
+    </w:pPr>
+  </w:style>
+  <w:style w:type="paragraph" w:styleId="Date">
+    <w:name w:val="Date"/>
+    <w:next w:val="BodyText"/>
+    <w:qFormat/>
+    <w:pPr>
+      <w:keepNext/>
+      <w:keepLines/>
+      <w:jc w:val="center"/>
+    </w:pPr>
+  </w:style>
+  <w:style w:type="paragraph" w:customStyle="1" w:styleId="AbstractTitle">
+    <w:name w:val="Abstract Title"/>
+    <w:basedOn w:val="Normal"/>
+    <w:next w:val="Abstract"/>
+    <w:qFormat/>
+    <w:pPr>
+      <w:keepNext/>
+      <w:keepLines/>
+      <w:spacing w:before="300" w:after="0"/>
+      <w:jc w:val="center"/>
+    </w:pPr>
+    <w:rPr>
+      <w:b/>
+      <w:color w:val="345A8A"/>
+      <w:sz w:val="20"/>
+      <w:szCs w:val="20"/>
+    </w:rPr>
+  </w:style>
+  <w:style w:type="paragraph" w:customStyle="1" w:styleId="Abstract">
+    <w:name w:val="Abstract"/>
+    <w:basedOn w:val="Normal"/>
+    <w:next w:val="BodyText"/>
+    <w:qFormat/>
+    <w:pPr>
+      <w:keepNext/>
+      <w:keepLines/>
+      <w:spacing w:before="100" w:after="300"/>
+    </w:pPr>
+    <w:rPr>
+      <w:sz w:val="20"/>
+      <w:szCs w:val="20"/>
+    </w:rPr>
+  </w:style>
+  <w:style w:type="paragraph" w:styleId="Bibliography">
+    <w:name w:val="Bibliography"/>
+    <w:basedOn w:val="Normal"/>
+    <w:qFormat/>
+  </w:style>
+  <w:style w:type="paragraph" w:styleId="BlockText">
     <w:name w:val="Block Text"/>
     <w:basedOn w:val="BodyText"/>
     <w:next w:val="BodyText"/>
@@ -961,55 +1517,47 @@
     <w:unhideWhenUsed/>
     <w:qFormat/>
     <w:pPr>
-      <w:spacing w:after="100" w:before="100"/>
-      <w:ind w:firstLine="0" w:left="480" w:right="480"/>
-    </w:pPr>
-  </w:style>
-  <w:style w:styleId="FootnoteText" w:type="paragraph">
-    <w:name w:val="Footnote Text"/>
+      <w:spacing w:before="100" w:after="100"/>
+      <w:ind w:left="480" w:right="480"/>
+    </w:pPr>
+  </w:style>
+  <w:style w:type="paragraph" w:styleId="FootnoteText">
+    <w:name w:val="footnote text"/>
     <w:basedOn w:val="Normal"/>
-    <w:next w:val="FootnoteText"/>
     <w:uiPriority w:val="9"/>
     <w:unhideWhenUsed/>
     <w:qFormat/>
   </w:style>
-  <w:style w:default="1" w:styleId="DefaultParagraphFont" w:type="character">
-    <w:name w:val="Default Paragraph Font"/>
-    <w:semiHidden/>
-    <w:unhideWhenUsed/>
-  </w:style>
-  <w:style w:default="1" w:styleId="Table" w:type="table">
+  <w:style w:type="table" w:customStyle="1" w:styleId="Table">
     <w:name w:val="Table"/>
-    <w:basedOn w:val="TableNormal"/>
     <w:semiHidden/>
     <w:unhideWhenUsed/>
     <w:qFormat/>
     <w:tblPr>
-      <w:tblInd w:type="dxa" w:w="0"/>
+      <w:tblInd w:w="0" w:type="dxa"/>
       <w:tblCellMar>
-        <w:top w:type="dxa" w:w="0"/>
-        <w:left w:type="dxa" w:w="108"/>
-        <w:bottom w:type="dxa" w:w="0"/>
-        <w:right w:type="dxa" w:w="108"/>
+        <w:top w:w="0" w:type="dxa"/>
+        <w:left w:w="108" w:type="dxa"/>
+        <w:bottom w:w="0" w:type="dxa"/>
+        <w:right w:w="108" w:type="dxa"/>
       </w:tblCellMar>
     </w:tblPr>
     <w:tblStylePr w:type="firstRow">
       <w:tblPr>
         <w:jc w:val="left"/>
-        <w:tblInd w:type="dxa" w:w="0"/>
       </w:tblPr>
       <w:trPr>
         <w:jc w:val="left"/>
       </w:trPr>
       <w:tcPr>
+        <w:tcBorders>
+          <w:bottom w:val="single" w:sz="0" w:space="0" w:color="auto"/>
+        </w:tcBorders>
         <w:vAlign w:val="bottom"/>
-        <w:tcBorders>
-          <w:bottom w:val="single"/>
-        </w:tcBorders>
       </w:tcPr>
     </w:tblStylePr>
   </w:style>
-  <w:style w:customStyle="1" w:styleId="DefinitionTerm" w:type="paragraph">
+  <w:style w:type="paragraph" w:customStyle="1" w:styleId="DefinitionTerm">
     <w:name w:val="Definition Term"/>
     <w:basedOn w:val="Normal"/>
     <w:next w:val="Definition"/>
@@ -1022,75 +1570,76 @@
       <w:b/>
     </w:rPr>
   </w:style>
-  <w:style w:customStyle="1" w:styleId="Definition" w:type="paragraph">
+  <w:style w:type="paragraph" w:customStyle="1" w:styleId="Definition">
     <w:name w:val="Definition"/>
     <w:basedOn w:val="Normal"/>
   </w:style>
-  <w:style w:styleId="Caption" w:type="paragraph">
-    <w:name w:val="Caption"/>
+  <w:style w:type="paragraph" w:styleId="Caption">
+    <w:name w:val="caption"/>
     <w:basedOn w:val="Normal"/>
-    <w:link w:val="BodyTextChar"/>
-    <w:pPr>
-      <w:spacing w:after="120" w:before="0"/>
+    <w:link w:val="CaptionChar"/>
+    <w:pPr>
+      <w:spacing w:after="120"/>
     </w:pPr>
     <w:rPr>
       <w:i/>
     </w:rPr>
   </w:style>
-  <w:style w:customStyle="1" w:styleId="TableCaption" w:type="paragraph">
+  <w:style w:type="paragraph" w:customStyle="1" w:styleId="TableCaption">
     <w:name w:val="Table Caption"/>
     <w:basedOn w:val="Caption"/>
     <w:pPr>
       <w:keepNext/>
     </w:pPr>
   </w:style>
-  <w:style w:customStyle="1" w:styleId="ImageCaption" w:type="paragraph">
+  <w:style w:type="paragraph" w:customStyle="1" w:styleId="ImageCaption">
     <w:name w:val="Image Caption"/>
     <w:basedOn w:val="Caption"/>
   </w:style>
-  <w:style w:customStyle="1" w:styleId="Figure" w:type="paragraph">
+  <w:style w:type="paragraph" w:customStyle="1" w:styleId="Figure">
     <w:name w:val="Figure"/>
     <w:basedOn w:val="Normal"/>
   </w:style>
-  <w:style w:customStyle="1" w:styleId="CaptionedFigure" w:type="paragraph">
+  <w:style w:type="paragraph" w:customStyle="1" w:styleId="CaptionedFigure">
     <w:name w:val="Captioned Figure"/>
     <w:basedOn w:val="Figure"/>
     <w:pPr>
       <w:keepNext/>
     </w:pPr>
   </w:style>
-  <w:style w:customStyle="1" w:styleId="BodyTextChar" w:type="character">
-    <w:name w:val="Body Text Char"/>
+  <w:style w:type="character" w:customStyle="1" w:styleId="CaptionChar">
+    <w:name w:val="Caption Char"/>
     <w:basedOn w:val="DefaultParagraphFont"/>
-    <w:link w:val="BodyText"/>
-  </w:style>
-  <w:style w:customStyle="1" w:styleId="VerbatimChar" w:type="character">
+    <w:link w:val="Caption"/>
+  </w:style>
+  <w:style w:type="character" w:customStyle="1" w:styleId="VerbatimChar">
     <w:name w:val="Verbatim Char"/>
-    <w:basedOn w:val="BodyTextChar"/>
-    <w:rPr>
-      <w:rFonts w:ascii="Consolas" w:hAnsi="Consolas"/>
-      <w:sz w:val="22"/>
-    </w:rPr>
-  </w:style>
-  <w:style w:customStyle="1" w:styleId="SectionNumber" w:type="character">
+    <w:basedOn w:val="CaptionChar"/>
+    <w:link w:val="SourceCode"/>
+    <w:rPr>
+      <w:rFonts w:ascii="Consolas" w:hAnsi="Consolas"/>
+      <w:sz w:val="22"/>
+    </w:rPr>
+  </w:style>
+  <w:style w:type="character" w:customStyle="1" w:styleId="SectionNumber">
     <w:name w:val="Section Number"/>
-    <w:basedOn w:val="BodyTextChar"/>
-  </w:style>
-  <w:style w:styleId="FootnoteReference" w:type="character">
-    <w:name w:val="Footnote Reference"/>
-    <w:basedOn w:val="BodyTextChar"/>
+    <w:basedOn w:val="CaptionChar"/>
+  </w:style>
+  <w:style w:type="character" w:styleId="FootnoteReference">
+    <w:name w:val="footnote reference"/>
+    <w:basedOn w:val="CaptionChar"/>
     <w:rPr>
       <w:vertAlign w:val="superscript"/>
     </w:rPr>
   </w:style>
-  <w:style w:styleId="Hyperlink" w:type="character">
+  <w:style w:type="character" w:styleId="Hyperlink">
     <w:name w:val="Hyperlink"/>
-    <w:basedOn w:val="BodyTextChar"/>
-    <w:rPr>
-      <w:color w:themeColor="accent1" w:val="4F81BD"/>
-    </w:rPr>
-  </w:style>
-  <w:style w:styleId="TOCHeading" w:type="paragraph">
+    <w:basedOn w:val="CaptionChar"/>
+    <w:rPr>
+      <w:color w:val="4F81BD" w:themeColor="accent1"/>
+    </w:rPr>
+  </w:style>
+  <w:style w:type="paragraph" w:styleId="TOCHeading">
     <w:name w:val="TOC Heading"/>
     <w:basedOn w:val="Heading1"/>
     <w:next w:val="BodyText"/>
@@ -1102,10 +1651,9 @@
       <w:outlineLvl w:val="9"/>
     </w:pPr>
     <w:rPr>
-      <w:rFonts w:asciiTheme="majorHAnsi" w:cstheme="majorBidi" w:eastAsiaTheme="majorEastAsia" w:hAnsiTheme="majorHAnsi"/>
       <w:b w:val="0"/>
       <w:bCs w:val="0"/>
-      <w:color w:themeColor="accent1" w:themeShade="BF" w:val="365F91"/>
+      <w:color w:val="365F91" w:themeColor="accent1" w:themeShade="BF"/>
     </w:rPr>
   </w:style>
   <w:style w:type="paragraph" w:customStyle="1" w:styleId="SourceCode">
@@ -1113,234 +1661,339 @@
     <w:basedOn w:val="Normal"/>
     <w:link w:val="VerbatimChar"/>
     <w:pPr>
-      <w:wordWrap w:val="off"/>
+      <w:wordWrap w:val="0"/>
     </w:pPr>
   </w:style>
   <w:style w:type="character" w:customStyle="1" w:styleId="KeywordTok">
     <w:name w:val="KeywordTok"/>
     <w:basedOn w:val="VerbatimChar"/>
     <w:rPr>
+      <w:rFonts w:ascii="Consolas" w:hAnsi="Consolas"/>
+      <w:b/>
       <w:color w:val="007020"/>
-      <w:b/>
+      <w:sz w:val="22"/>
     </w:rPr>
   </w:style>
   <w:style w:type="character" w:customStyle="1" w:styleId="DataTypeTok">
     <w:name w:val="DataTypeTok"/>
     <w:basedOn w:val="VerbatimChar"/>
     <w:rPr>
+      <w:rFonts w:ascii="Consolas" w:hAnsi="Consolas"/>
       <w:color w:val="902000"/>
+      <w:sz w:val="22"/>
     </w:rPr>
   </w:style>
   <w:style w:type="character" w:customStyle="1" w:styleId="DecValTok">
     <w:name w:val="DecValTok"/>
     <w:basedOn w:val="VerbatimChar"/>
     <w:rPr>
-      <w:color w:val="40a070"/>
+      <w:rFonts w:ascii="Consolas" w:hAnsi="Consolas"/>
+      <w:color w:val="40A070"/>
+      <w:sz w:val="22"/>
     </w:rPr>
   </w:style>
   <w:style w:type="character" w:customStyle="1" w:styleId="BaseNTok">
     <w:name w:val="BaseNTok"/>
     <w:basedOn w:val="VerbatimChar"/>
     <w:rPr>
-      <w:color w:val="40a070"/>
+      <w:rFonts w:ascii="Consolas" w:hAnsi="Consolas"/>
+      <w:color w:val="40A070"/>
+      <w:sz w:val="22"/>
     </w:rPr>
   </w:style>
   <w:style w:type="character" w:customStyle="1" w:styleId="FloatTok">
     <w:name w:val="FloatTok"/>
     <w:basedOn w:val="VerbatimChar"/>
     <w:rPr>
-      <w:color w:val="40a070"/>
+      <w:rFonts w:ascii="Consolas" w:hAnsi="Consolas"/>
+      <w:color w:val="40A070"/>
+      <w:sz w:val="22"/>
     </w:rPr>
   </w:style>
   <w:style w:type="character" w:customStyle="1" w:styleId="ConstantTok">
     <w:name w:val="ConstantTok"/>
     <w:basedOn w:val="VerbatimChar"/>
     <w:rPr>
+      <w:rFonts w:ascii="Consolas" w:hAnsi="Consolas"/>
       <w:color w:val="880000"/>
+      <w:sz w:val="22"/>
     </w:rPr>
   </w:style>
   <w:style w:type="character" w:customStyle="1" w:styleId="CharTok">
     <w:name w:val="CharTok"/>
     <w:basedOn w:val="VerbatimChar"/>
     <w:rPr>
-      <w:color w:val="4070a0"/>
+      <w:rFonts w:ascii="Consolas" w:hAnsi="Consolas"/>
+      <w:color w:val="4070A0"/>
+      <w:sz w:val="22"/>
     </w:rPr>
   </w:style>
   <w:style w:type="character" w:customStyle="1" w:styleId="SpecialCharTok">
     <w:name w:val="SpecialCharTok"/>
     <w:basedOn w:val="VerbatimChar"/>
     <w:rPr>
-      <w:color w:val="4070a0"/>
+      <w:rFonts w:ascii="Consolas" w:hAnsi="Consolas"/>
+      <w:color w:val="4070A0"/>
+      <w:sz w:val="22"/>
     </w:rPr>
   </w:style>
   <w:style w:type="character" w:customStyle="1" w:styleId="StringTok">
     <w:name w:val="StringTok"/>
     <w:basedOn w:val="VerbatimChar"/>
     <w:rPr>
-      <w:color w:val="4070a0"/>
+      <w:rFonts w:ascii="Consolas" w:hAnsi="Consolas"/>
+      <w:color w:val="4070A0"/>
+      <w:sz w:val="22"/>
     </w:rPr>
   </w:style>
   <w:style w:type="character" w:customStyle="1" w:styleId="VerbatimStringTok">
     <w:name w:val="VerbatimStringTok"/>
     <w:basedOn w:val="VerbatimChar"/>
     <w:rPr>
-      <w:color w:val="4070a0"/>
+      <w:rFonts w:ascii="Consolas" w:hAnsi="Consolas"/>
+      <w:color w:val="4070A0"/>
+      <w:sz w:val="22"/>
     </w:rPr>
   </w:style>
   <w:style w:type="character" w:customStyle="1" w:styleId="SpecialStringTok">
     <w:name w:val="SpecialStringTok"/>
     <w:basedOn w:val="VerbatimChar"/>
     <w:rPr>
-      <w:color w:val="bb6688"/>
+      <w:rFonts w:ascii="Consolas" w:hAnsi="Consolas"/>
+      <w:color w:val="BB6688"/>
+      <w:sz w:val="22"/>
     </w:rPr>
   </w:style>
   <w:style w:type="character" w:customStyle="1" w:styleId="ImportTok">
     <w:name w:val="ImportTok"/>
     <w:basedOn w:val="VerbatimChar"/>
     <w:rPr>
+      <w:rFonts w:ascii="Consolas" w:hAnsi="Consolas"/>
+      <w:b/>
       <w:color w:val="008000"/>
-      <w:b/>
+      <w:sz w:val="22"/>
     </w:rPr>
   </w:style>
   <w:style w:type="character" w:customStyle="1" w:styleId="CommentTok">
     <w:name w:val="CommentTok"/>
     <w:basedOn w:val="VerbatimChar"/>
     <w:rPr>
-      <w:color w:val="60a0b0"/>
+      <w:rFonts w:ascii="Consolas" w:hAnsi="Consolas"/>
       <w:i/>
+      <w:color w:val="60A0B0"/>
+      <w:sz w:val="22"/>
     </w:rPr>
   </w:style>
   <w:style w:type="character" w:customStyle="1" w:styleId="DocumentationTok">
     <w:name w:val="DocumentationTok"/>
     <w:basedOn w:val="VerbatimChar"/>
     <w:rPr>
-      <w:color w:val="ba2121"/>
+      <w:rFonts w:ascii="Consolas" w:hAnsi="Consolas"/>
       <w:i/>
+      <w:color w:val="BA2121"/>
+      <w:sz w:val="22"/>
     </w:rPr>
   </w:style>
   <w:style w:type="character" w:customStyle="1" w:styleId="AnnotationTok">
     <w:name w:val="AnnotationTok"/>
     <w:basedOn w:val="VerbatimChar"/>
     <w:rPr>
-      <w:color w:val="60a0b0"/>
+      <w:rFonts w:ascii="Consolas" w:hAnsi="Consolas"/>
       <w:b/>
       <w:i/>
+      <w:color w:val="60A0B0"/>
+      <w:sz w:val="22"/>
     </w:rPr>
   </w:style>
   <w:style w:type="character" w:customStyle="1" w:styleId="CommentVarTok">
     <w:name w:val="CommentVarTok"/>
     <w:basedOn w:val="VerbatimChar"/>
     <w:rPr>
-      <w:color w:val="60a0b0"/>
+      <w:rFonts w:ascii="Consolas" w:hAnsi="Consolas"/>
       <w:b/>
       <w:i/>
+      <w:color w:val="60A0B0"/>
+      <w:sz w:val="22"/>
     </w:rPr>
   </w:style>
   <w:style w:type="character" w:customStyle="1" w:styleId="OtherTok">
     <w:name w:val="OtherTok"/>
     <w:basedOn w:val="VerbatimChar"/>
     <w:rPr>
+      <w:rFonts w:ascii="Consolas" w:hAnsi="Consolas"/>
       <w:color w:val="007020"/>
+      <w:sz w:val="22"/>
     </w:rPr>
   </w:style>
   <w:style w:type="character" w:customStyle="1" w:styleId="FunctionTok">
     <w:name w:val="FunctionTok"/>
     <w:basedOn w:val="VerbatimChar"/>
     <w:rPr>
-      <w:color w:val="06287e"/>
+      <w:rFonts w:ascii="Consolas" w:hAnsi="Consolas"/>
+      <w:color w:val="06287E"/>
+      <w:sz w:val="22"/>
     </w:rPr>
   </w:style>
   <w:style w:type="character" w:customStyle="1" w:styleId="VariableTok">
     <w:name w:val="VariableTok"/>
     <w:basedOn w:val="VerbatimChar"/>
     <w:rPr>
-      <w:color w:val="19177c"/>
+      <w:rFonts w:ascii="Consolas" w:hAnsi="Consolas"/>
+      <w:color w:val="19177C"/>
+      <w:sz w:val="22"/>
     </w:rPr>
   </w:style>
   <w:style w:type="character" w:customStyle="1" w:styleId="ControlFlowTok">
     <w:name w:val="ControlFlowTok"/>
     <w:basedOn w:val="VerbatimChar"/>
     <w:rPr>
+      <w:rFonts w:ascii="Consolas" w:hAnsi="Consolas"/>
+      <w:b/>
       <w:color w:val="007020"/>
-      <w:b/>
+      <w:sz w:val="22"/>
     </w:rPr>
   </w:style>
   <w:style w:type="character" w:customStyle="1" w:styleId="OperatorTok">
     <w:name w:val="OperatorTok"/>
     <w:basedOn w:val="VerbatimChar"/>
     <w:rPr>
+      <w:rFonts w:ascii="Consolas" w:hAnsi="Consolas"/>
       <w:color w:val="666666"/>
+      <w:sz w:val="22"/>
     </w:rPr>
   </w:style>
   <w:style w:type="character" w:customStyle="1" w:styleId="BuiltInTok">
     <w:name w:val="BuiltInTok"/>
     <w:basedOn w:val="VerbatimChar"/>
     <w:rPr>
+      <w:rFonts w:ascii="Consolas" w:hAnsi="Consolas"/>
       <w:color w:val="008000"/>
+      <w:sz w:val="22"/>
     </w:rPr>
   </w:style>
   <w:style w:type="character" w:customStyle="1" w:styleId="ExtensionTok">
     <w:name w:val="ExtensionTok"/>
     <w:basedOn w:val="VerbatimChar"/>
-    <w:rPr/>
+    <w:rPr>
+      <w:rFonts w:ascii="Consolas" w:hAnsi="Consolas"/>
+      <w:sz w:val="22"/>
+    </w:rPr>
   </w:style>
   <w:style w:type="character" w:customStyle="1" w:styleId="PreprocessorTok">
     <w:name w:val="PreprocessorTok"/>
     <w:basedOn w:val="VerbatimChar"/>
     <w:rPr>
-      <w:color w:val="bc7a00"/>
+      <w:rFonts w:ascii="Consolas" w:hAnsi="Consolas"/>
+      <w:color w:val="BC7A00"/>
+      <w:sz w:val="22"/>
     </w:rPr>
   </w:style>
   <w:style w:type="character" w:customStyle="1" w:styleId="AttributeTok">
     <w:name w:val="AttributeTok"/>
     <w:basedOn w:val="VerbatimChar"/>
     <w:rPr>
-      <w:color w:val="7d9029"/>
+      <w:rFonts w:ascii="Consolas" w:hAnsi="Consolas"/>
+      <w:color w:val="7D9029"/>
+      <w:sz w:val="22"/>
     </w:rPr>
   </w:style>
   <w:style w:type="character" w:customStyle="1" w:styleId="RegionMarkerTok">
     <w:name w:val="RegionMarkerTok"/>
     <w:basedOn w:val="VerbatimChar"/>
-    <w:rPr/>
+    <w:rPr>
+      <w:rFonts w:ascii="Consolas" w:hAnsi="Consolas"/>
+      <w:sz w:val="22"/>
+    </w:rPr>
   </w:style>
   <w:style w:type="character" w:customStyle="1" w:styleId="InformationTok">
     <w:name w:val="InformationTok"/>
     <w:basedOn w:val="VerbatimChar"/>
     <w:rPr>
-      <w:color w:val="60a0b0"/>
+      <w:rFonts w:ascii="Consolas" w:hAnsi="Consolas"/>
       <w:b/>
       <w:i/>
+      <w:color w:val="60A0B0"/>
+      <w:sz w:val="22"/>
     </w:rPr>
   </w:style>
   <w:style w:type="character" w:customStyle="1" w:styleId="WarningTok">
     <w:name w:val="WarningTok"/>
     <w:basedOn w:val="VerbatimChar"/>
     <w:rPr>
-      <w:color w:val="60a0b0"/>
+      <w:rFonts w:ascii="Consolas" w:hAnsi="Consolas"/>
       <w:b/>
       <w:i/>
+      <w:color w:val="60A0B0"/>
+      <w:sz w:val="22"/>
     </w:rPr>
   </w:style>
   <w:style w:type="character" w:customStyle="1" w:styleId="AlertTok">
     <w:name w:val="AlertTok"/>
     <w:basedOn w:val="VerbatimChar"/>
     <w:rPr>
-      <w:color w:val="ff0000"/>
+      <w:rFonts w:ascii="Consolas" w:hAnsi="Consolas"/>
       <w:b/>
+      <w:color w:val="FF0000"/>
+      <w:sz w:val="22"/>
     </w:rPr>
   </w:style>
   <w:style w:type="character" w:customStyle="1" w:styleId="ErrorTok">
     <w:name w:val="ErrorTok"/>
     <w:basedOn w:val="VerbatimChar"/>
     <w:rPr>
-      <w:color w:val="ff0000"/>
+      <w:rFonts w:ascii="Consolas" w:hAnsi="Consolas"/>
       <w:b/>
+      <w:color w:val="FF0000"/>
+      <w:sz w:val="22"/>
     </w:rPr>
   </w:style>
   <w:style w:type="character" w:customStyle="1" w:styleId="NormalTok">
     <w:name w:val="NormalTok"/>
     <w:basedOn w:val="VerbatimChar"/>
-    <w:rPr/>
+    <w:rPr>
+      <w:rFonts w:ascii="Consolas" w:hAnsi="Consolas"/>
+      <w:sz w:val="22"/>
+    </w:rPr>
+  </w:style>
+  <w:style w:type="paragraph" w:styleId="Header">
+    <w:name w:val="header"/>
+    <w:basedOn w:val="Normal"/>
+    <w:link w:val="HeaderChar"/>
+    <w:unhideWhenUsed/>
+    <w:rsid w:val="00031894"/>
+    <w:pPr>
+      <w:tabs>
+        <w:tab w:val="center" w:pos="4680"/>
+        <w:tab w:val="right" w:pos="9360"/>
+      </w:tabs>
+      <w:spacing w:after="0"/>
+    </w:pPr>
+  </w:style>
+  <w:style w:type="character" w:customStyle="1" w:styleId="HeaderChar">
+    <w:name w:val="Header Char"/>
+    <w:basedOn w:val="DefaultParagraphFont"/>
+    <w:link w:val="Header"/>
+    <w:rsid w:val="00031894"/>
+  </w:style>
+  <w:style w:type="paragraph" w:styleId="Footer">
+    <w:name w:val="footer"/>
+    <w:basedOn w:val="Normal"/>
+    <w:link w:val="FooterChar"/>
+    <w:unhideWhenUsed/>
+    <w:rsid w:val="00031894"/>
+    <w:pPr>
+      <w:tabs>
+        <w:tab w:val="center" w:pos="4680"/>
+        <w:tab w:val="right" w:pos="9360"/>
+      </w:tabs>
+      <w:spacing w:after="0"/>
+    </w:pPr>
+  </w:style>
+  <w:style w:type="character" w:customStyle="1" w:styleId="FooterChar">
+    <w:name w:val="Footer Char"/>
+    <w:basedOn w:val="DefaultParagraphFont"/>
+    <w:link w:val="Footer"/>
+    <w:rsid w:val="00031894"/>
   </w:style>
 </w:styles>
 </file>
